--- a/reports/lr2/Звіт_ЛР2_Коновалов_ПЗПІ-25-6.docx
+++ b/reports/lr2/Звіт_ЛР2_Коновалов_ПЗПІ-25-6.docx
@@ -580,12 +580,12 @@
       <w:tblPr>
         <w:tblW w:type="pct" w:w="100%"/>
         <w:tblBorders>
-          <w:top w:val="single" w:sz="1"/>
-          <w:left w:val="single" w:sz="1"/>
-          <w:bottom w:val="single" w:sz="1"/>
-          <w:right w:val="single" w:sz="1"/>
-          <w:insideH w:val="single" w:sz="1"/>
-          <w:insideV w:val="single" w:sz="1"/>
+          <w:top w:val="single" w:color="000000" w:sz="1"/>
+          <w:left w:val="single" w:color="000000" w:sz="1"/>
+          <w:bottom w:val="single" w:color="000000" w:sz="1"/>
+          <w:right w:val="single" w:color="000000" w:sz="1"/>
+          <w:insideH w:val="single" w:color="000000" w:sz="1"/>
+          <w:insideV w:val="single" w:color="000000" w:sz="1"/>
         </w:tblBorders>
       </w:tblPr>
       <w:tblGrid>
@@ -601,7 +601,6 @@
         </w:trPr>
         <w:tc>
           <w:tcPr>
-            <w:shd w:fill="D9D9D9" w:val="clear"/>
             <w:tcMar>
               <w:top w:type="dxa" w:w="40"/>
               <w:left w:type="dxa" w:w="80"/>
@@ -629,7 +628,6 @@
         </w:tc>
         <w:tc>
           <w:tcPr>
-            <w:shd w:fill="D9D9D9" w:val="clear"/>
             <w:tcMar>
               <w:top w:type="dxa" w:w="40"/>
               <w:left w:type="dxa" w:w="80"/>
@@ -657,7 +655,6 @@
         </w:tc>
         <w:tc>
           <w:tcPr>
-            <w:shd w:fill="D9D9D9" w:val="clear"/>
             <w:tcMar>
               <w:top w:type="dxa" w:w="40"/>
               <w:left w:type="dxa" w:w="80"/>
@@ -685,7 +682,6 @@
         </w:tc>
         <w:tc>
           <w:tcPr>
-            <w:shd w:fill="D9D9D9" w:val="clear"/>
             <w:tcMar>
               <w:top w:type="dxa" w:w="40"/>
               <w:left w:type="dxa" w:w="80"/>
@@ -713,7 +709,6 @@
         </w:tc>
         <w:tc>
           <w:tcPr>
-            <w:shd w:fill="D9D9D9" w:val="clear"/>
             <w:tcMar>
               <w:top w:type="dxa" w:w="40"/>
               <w:left w:type="dxa" w:w="80"/>
@@ -880,7 +875,7 @@
           <w:sz w:val="28"/>
           <w:szCs w:val="28"/>
         </w:rPr>
-        <w:t xml:space="preserve">U = 220 В (спільне для всіх варіантів). I₀ = U/R = 220/50 = 4.4 А.</w:t>
+        <w:t xml:space="preserve">U = 220 В.</w:t>
       </w:r>
     </w:p>
     <w:p>
@@ -919,12 +914,12 @@
       <w:tblPr>
         <w:tblW w:type="pct" w:w="100%"/>
         <w:tblBorders>
-          <w:top w:val="single" w:sz="1"/>
-          <w:left w:val="single" w:sz="1"/>
-          <w:bottom w:val="single" w:sz="1"/>
-          <w:right w:val="single" w:sz="1"/>
-          <w:insideH w:val="single" w:sz="1"/>
-          <w:insideV w:val="single" w:sz="1"/>
+          <w:top w:val="single" w:color="000000" w:sz="1"/>
+          <w:left w:val="single" w:color="000000" w:sz="1"/>
+          <w:bottom w:val="single" w:color="000000" w:sz="1"/>
+          <w:right w:val="single" w:color="000000" w:sz="1"/>
+          <w:insideH w:val="single" w:color="000000" w:sz="1"/>
+          <w:insideV w:val="single" w:color="000000" w:sz="1"/>
         </w:tblBorders>
       </w:tblPr>
       <w:tblGrid>
@@ -940,7 +935,6 @@
         </w:trPr>
         <w:tc>
           <w:tcPr>
-            <w:shd w:fill="D9D9D9" w:val="clear"/>
             <w:tcMar>
               <w:top w:type="dxa" w:w="40"/>
               <w:left w:type="dxa" w:w="80"/>
@@ -968,7 +962,6 @@
         </w:tc>
         <w:tc>
           <w:tcPr>
-            <w:shd w:fill="D9D9D9" w:val="clear"/>
             <w:tcMar>
               <w:top w:type="dxa" w:w="40"/>
               <w:left w:type="dxa" w:w="80"/>
@@ -996,7 +989,6 @@
         </w:tc>
         <w:tc>
           <w:tcPr>
-            <w:shd w:fill="D9D9D9" w:val="clear"/>
             <w:tcMar>
               <w:top w:type="dxa" w:w="40"/>
               <w:left w:type="dxa" w:w="80"/>
@@ -1024,7 +1016,6 @@
         </w:tc>
         <w:tc>
           <w:tcPr>
-            <w:shd w:fill="D9D9D9" w:val="clear"/>
             <w:tcMar>
               <w:top w:type="dxa" w:w="40"/>
               <w:left w:type="dxa" w:w="80"/>
@@ -1052,7 +1043,6 @@
         </w:tc>
         <w:tc>
           <w:tcPr>
-            <w:shd w:fill="D9D9D9" w:val="clear"/>
             <w:tcMar>
               <w:top w:type="dxa" w:w="40"/>
               <w:left w:type="dxa" w:w="80"/>
@@ -2864,10 +2854,19 @@
     <w:p>
       <w:pPr>
         <w:tabs>
+          <w:tab w:val="center" w:pos="4678"/>
           <w:tab w:val="right" w:pos="9355"/>
         </w:tabs>
         <w:spacing w:after="120" w:before="120" w:line="360" w:lineRule="auto"/>
       </w:pPr>
+      <w:r>
+        <w:rPr>
+          <w:rFonts w:ascii="Times New Roman" w:cs="Times New Roman" w:eastAsia="Times New Roman" w:hAnsi="Times New Roman"/>
+          <w:sz w:val="28"/>
+          <w:szCs w:val="28"/>
+        </w:rPr>
+        <w:t xml:space="preserve">	</w:t>
+      </w:r>
       <m:oMath>
         <m:r>
           <m:t>I = </m:t>
@@ -2967,10 +2966,19 @@
     <w:p>
       <w:pPr>
         <w:tabs>
+          <w:tab w:val="center" w:pos="4678"/>
           <w:tab w:val="right" w:pos="9355"/>
         </w:tabs>
         <w:spacing w:after="120" w:before="120" w:line="360" w:lineRule="auto"/>
       </w:pPr>
+      <w:r>
+        <w:rPr>
+          <w:rFonts w:ascii="Times New Roman" w:cs="Times New Roman" w:eastAsia="Times New Roman" w:hAnsi="Times New Roman"/>
+          <w:sz w:val="28"/>
+          <w:szCs w:val="28"/>
+        </w:rPr>
+        <w:t xml:space="preserve">	</w:t>
+      </w:r>
       <m:oMath>
         <m:r>
           <m:t>L = −</m:t>
@@ -3263,10 +3271,19 @@
     <w:p>
       <w:pPr>
         <w:tabs>
+          <w:tab w:val="center" w:pos="4678"/>
           <w:tab w:val="right" w:pos="9355"/>
         </w:tabs>
         <w:spacing w:after="120" w:before="120" w:line="360" w:lineRule="auto"/>
       </w:pPr>
+      <w:r>
+        <w:rPr>
+          <w:rFonts w:ascii="Times New Roman" w:cs="Times New Roman" w:eastAsia="Times New Roman" w:hAnsi="Times New Roman"/>
+          <w:sz w:val="28"/>
+          <w:szCs w:val="28"/>
+        </w:rPr>
+        <w:t xml:space="preserve">	</w:t>
+      </w:r>
       <m:oMath>
         <m:sSub>
           <m:sSubPr/>
@@ -3348,18 +3365,51 @@
     </w:p>
     <w:p>
       <w:pPr>
-        <w:spacing w:after="0" w:line="360" w:lineRule="auto"/>
-        <w:ind w:firstLine="709"/>
-        <w:jc w:val="both"/>
-      </w:pPr>
-      <w:r>
-        <w:rPr>
-          <w:rFonts w:ascii="Times New Roman" w:cs="Times New Roman" w:eastAsia="Times New Roman" w:hAnsi="Times New Roman"/>
-          <w:sz w:val="28"/>
-          <w:szCs w:val="28"/>
-        </w:rPr>
-        <w:t xml:space="preserve">ε_max(t = 0) = 50 · 4.4 = 220 В; ε_min(t = 12.9) = 50 · 0.2503 = 12.52 В.</w:t>
-      </w:r>
+        <w:spacing w:after="60" w:before="60" w:line="360" w:lineRule="auto"/>
+        <w:jc w:val="center"/>
+      </w:pPr>
+      <m:oMath>
+        <m:sSub>
+          <m:sSubPr/>
+          <m:e>
+            <m:r>
+              <m:t>ε</m:t>
+            </m:r>
+          </m:e>
+          <m:sub>
+            <m:r>
+              <m:t>max</m:t>
+            </m:r>
+          </m:sub>
+        </m:sSub>
+        <m:r>
+          <m:t>(t = 0) = 50 · 4.4 = 220 В</m:t>
+        </m:r>
+      </m:oMath>
+    </w:p>
+    <w:p>
+      <w:pPr>
+        <w:spacing w:after="60" w:before="60" w:line="360" w:lineRule="auto"/>
+        <w:jc w:val="center"/>
+      </w:pPr>
+      <m:oMath>
+        <m:sSub>
+          <m:sSubPr/>
+          <m:e>
+            <m:r>
+              <m:t>ε</m:t>
+            </m:r>
+          </m:e>
+          <m:sub>
+            <m:r>
+              <m:t>min</m:t>
+            </m:r>
+          </m:sub>
+        </m:sSub>
+        <m:r>
+          <m:t>(t = 12.9) = 50 · 0.2503 = 12.52 В</m:t>
+        </m:r>
+      </m:oMath>
     </w:p>
     <w:p>
       <w:pPr>

--- a/reports/lr2/Звіт_ЛР2_Коновалов_ПЗПІ-25-6.docx
+++ b/reports/lr2/Звіт_ЛР2_Коновалов_ПЗПІ-25-6.docx
@@ -580,12 +580,12 @@
       <w:tblPr>
         <w:tblW w:type="pct" w:w="100%"/>
         <w:tblBorders>
-          <w:top w:val="single" w:color="000000" w:sz="1"/>
-          <w:left w:val="single" w:color="000000" w:sz="1"/>
-          <w:bottom w:val="single" w:color="000000" w:sz="1"/>
-          <w:right w:val="single" w:color="000000" w:sz="1"/>
-          <w:insideH w:val="single" w:color="000000" w:sz="1"/>
-          <w:insideV w:val="single" w:color="000000" w:sz="1"/>
+          <w:top w:val="single" w:color="000000" w:sz="4"/>
+          <w:left w:val="single" w:color="000000" w:sz="4"/>
+          <w:bottom w:val="single" w:color="000000" w:sz="4"/>
+          <w:right w:val="single" w:color="000000" w:sz="4"/>
+          <w:insideH w:val="single" w:color="000000" w:sz="4"/>
+          <w:insideV w:val="single" w:color="000000" w:sz="4"/>
         </w:tblBorders>
       </w:tblPr>
       <w:tblGrid>
@@ -602,10 +602,10 @@
         <w:tc>
           <w:tcPr>
             <w:tcMar>
-              <w:top w:type="dxa" w:w="40"/>
-              <w:left w:type="dxa" w:w="80"/>
-              <w:bottom w:type="dxa" w:w="40"/>
-              <w:right w:type="dxa" w:w="80"/>
+              <w:top w:type="dxa" w:w="0"/>
+              <w:left w:type="dxa" w:w="40"/>
+              <w:bottom w:type="dxa" w:w="0"/>
+              <w:right w:type="dxa" w:w="40"/>
             </w:tcMar>
             <w:vAlign w:val="center"/>
           </w:tcPr>
@@ -629,10 +629,10 @@
         <w:tc>
           <w:tcPr>
             <w:tcMar>
-              <w:top w:type="dxa" w:w="40"/>
-              <w:left w:type="dxa" w:w="80"/>
-              <w:bottom w:type="dxa" w:w="40"/>
-              <w:right w:type="dxa" w:w="80"/>
+              <w:top w:type="dxa" w:w="0"/>
+              <w:left w:type="dxa" w:w="40"/>
+              <w:bottom w:type="dxa" w:w="0"/>
+              <w:right w:type="dxa" w:w="40"/>
             </w:tcMar>
             <w:vAlign w:val="center"/>
           </w:tcPr>
@@ -656,10 +656,10 @@
         <w:tc>
           <w:tcPr>
             <w:tcMar>
-              <w:top w:type="dxa" w:w="40"/>
-              <w:left w:type="dxa" w:w="80"/>
-              <w:bottom w:type="dxa" w:w="40"/>
-              <w:right w:type="dxa" w:w="80"/>
+              <w:top w:type="dxa" w:w="0"/>
+              <w:left w:type="dxa" w:w="40"/>
+              <w:bottom w:type="dxa" w:w="0"/>
+              <w:right w:type="dxa" w:w="40"/>
             </w:tcMar>
             <w:vAlign w:val="center"/>
           </w:tcPr>
@@ -683,10 +683,10 @@
         <w:tc>
           <w:tcPr>
             <w:tcMar>
-              <w:top w:type="dxa" w:w="40"/>
-              <w:left w:type="dxa" w:w="80"/>
-              <w:bottom w:type="dxa" w:w="40"/>
-              <w:right w:type="dxa" w:w="80"/>
+              <w:top w:type="dxa" w:w="0"/>
+              <w:left w:type="dxa" w:w="40"/>
+              <w:bottom w:type="dxa" w:w="0"/>
+              <w:right w:type="dxa" w:w="40"/>
             </w:tcMar>
             <w:vAlign w:val="center"/>
           </w:tcPr>
@@ -710,10 +710,10 @@
         <w:tc>
           <w:tcPr>
             <w:tcMar>
-              <w:top w:type="dxa" w:w="40"/>
-              <w:left w:type="dxa" w:w="80"/>
-              <w:bottom w:type="dxa" w:w="40"/>
-              <w:right w:type="dxa" w:w="80"/>
+              <w:top w:type="dxa" w:w="0"/>
+              <w:left w:type="dxa" w:w="40"/>
+              <w:bottom w:type="dxa" w:w="0"/>
+              <w:right w:type="dxa" w:w="40"/>
             </w:tcMar>
             <w:vAlign w:val="center"/>
           </w:tcPr>
@@ -739,10 +739,10 @@
         <w:tc>
           <w:tcPr>
             <w:tcMar>
-              <w:top w:type="dxa" w:w="40"/>
-              <w:left w:type="dxa" w:w="80"/>
-              <w:bottom w:type="dxa" w:w="40"/>
-              <w:right w:type="dxa" w:w="80"/>
+              <w:top w:type="dxa" w:w="0"/>
+              <w:left w:type="dxa" w:w="40"/>
+              <w:bottom w:type="dxa" w:w="0"/>
+              <w:right w:type="dxa" w:w="40"/>
             </w:tcMar>
             <w:vAlign w:val="center"/>
           </w:tcPr>
@@ -764,10 +764,10 @@
         <w:tc>
           <w:tcPr>
             <w:tcMar>
-              <w:top w:type="dxa" w:w="40"/>
-              <w:left w:type="dxa" w:w="80"/>
-              <w:bottom w:type="dxa" w:w="40"/>
-              <w:right w:type="dxa" w:w="80"/>
+              <w:top w:type="dxa" w:w="0"/>
+              <w:left w:type="dxa" w:w="40"/>
+              <w:bottom w:type="dxa" w:w="0"/>
+              <w:right w:type="dxa" w:w="40"/>
             </w:tcMar>
             <w:vAlign w:val="center"/>
           </w:tcPr>
@@ -789,10 +789,10 @@
         <w:tc>
           <w:tcPr>
             <w:tcMar>
-              <w:top w:type="dxa" w:w="40"/>
-              <w:left w:type="dxa" w:w="80"/>
-              <w:bottom w:type="dxa" w:w="40"/>
-              <w:right w:type="dxa" w:w="80"/>
+              <w:top w:type="dxa" w:w="0"/>
+              <w:left w:type="dxa" w:w="40"/>
+              <w:bottom w:type="dxa" w:w="0"/>
+              <w:right w:type="dxa" w:w="40"/>
             </w:tcMar>
             <w:vAlign w:val="center"/>
           </w:tcPr>
@@ -814,10 +814,10 @@
         <w:tc>
           <w:tcPr>
             <w:tcMar>
-              <w:top w:type="dxa" w:w="40"/>
-              <w:left w:type="dxa" w:w="80"/>
-              <w:bottom w:type="dxa" w:w="40"/>
-              <w:right w:type="dxa" w:w="80"/>
+              <w:top w:type="dxa" w:w="0"/>
+              <w:left w:type="dxa" w:w="40"/>
+              <w:bottom w:type="dxa" w:w="0"/>
+              <w:right w:type="dxa" w:w="40"/>
             </w:tcMar>
             <w:vAlign w:val="center"/>
           </w:tcPr>
@@ -839,10 +839,10 @@
         <w:tc>
           <w:tcPr>
             <w:tcMar>
-              <w:top w:type="dxa" w:w="40"/>
-              <w:left w:type="dxa" w:w="80"/>
-              <w:bottom w:type="dxa" w:w="40"/>
-              <w:right w:type="dxa" w:w="80"/>
+              <w:top w:type="dxa" w:w="0"/>
+              <w:left w:type="dxa" w:w="40"/>
+              <w:bottom w:type="dxa" w:w="0"/>
+              <w:right w:type="dxa" w:w="40"/>
             </w:tcMar>
             <w:vAlign w:val="center"/>
           </w:tcPr>
@@ -914,12 +914,12 @@
       <w:tblPr>
         <w:tblW w:type="pct" w:w="100%"/>
         <w:tblBorders>
-          <w:top w:val="single" w:color="000000" w:sz="1"/>
-          <w:left w:val="single" w:color="000000" w:sz="1"/>
-          <w:bottom w:val="single" w:color="000000" w:sz="1"/>
-          <w:right w:val="single" w:color="000000" w:sz="1"/>
-          <w:insideH w:val="single" w:color="000000" w:sz="1"/>
-          <w:insideV w:val="single" w:color="000000" w:sz="1"/>
+          <w:top w:val="single" w:color="000000" w:sz="4"/>
+          <w:left w:val="single" w:color="000000" w:sz="4"/>
+          <w:bottom w:val="single" w:color="000000" w:sz="4"/>
+          <w:right w:val="single" w:color="000000" w:sz="4"/>
+          <w:insideH w:val="single" w:color="000000" w:sz="4"/>
+          <w:insideV w:val="single" w:color="000000" w:sz="4"/>
         </w:tblBorders>
       </w:tblPr>
       <w:tblGrid>
@@ -936,10 +936,10 @@
         <w:tc>
           <w:tcPr>
             <w:tcMar>
-              <w:top w:type="dxa" w:w="40"/>
-              <w:left w:type="dxa" w:w="80"/>
-              <w:bottom w:type="dxa" w:w="40"/>
-              <w:right w:type="dxa" w:w="80"/>
+              <w:top w:type="dxa" w:w="0"/>
+              <w:left w:type="dxa" w:w="40"/>
+              <w:bottom w:type="dxa" w:w="0"/>
+              <w:right w:type="dxa" w:w="40"/>
             </w:tcMar>
             <w:vAlign w:val="center"/>
           </w:tcPr>
@@ -963,10 +963,10 @@
         <w:tc>
           <w:tcPr>
             <w:tcMar>
-              <w:top w:type="dxa" w:w="40"/>
-              <w:left w:type="dxa" w:w="80"/>
-              <w:bottom w:type="dxa" w:w="40"/>
-              <w:right w:type="dxa" w:w="80"/>
+              <w:top w:type="dxa" w:w="0"/>
+              <w:left w:type="dxa" w:w="40"/>
+              <w:bottom w:type="dxa" w:w="0"/>
+              <w:right w:type="dxa" w:w="40"/>
             </w:tcMar>
             <w:vAlign w:val="center"/>
           </w:tcPr>
@@ -990,10 +990,10 @@
         <w:tc>
           <w:tcPr>
             <w:tcMar>
-              <w:top w:type="dxa" w:w="40"/>
-              <w:left w:type="dxa" w:w="80"/>
-              <w:bottom w:type="dxa" w:w="40"/>
-              <w:right w:type="dxa" w:w="80"/>
+              <w:top w:type="dxa" w:w="0"/>
+              <w:left w:type="dxa" w:w="40"/>
+              <w:bottom w:type="dxa" w:w="0"/>
+              <w:right w:type="dxa" w:w="40"/>
             </w:tcMar>
             <w:vAlign w:val="center"/>
           </w:tcPr>
@@ -1017,10 +1017,10 @@
         <w:tc>
           <w:tcPr>
             <w:tcMar>
-              <w:top w:type="dxa" w:w="40"/>
-              <w:left w:type="dxa" w:w="80"/>
-              <w:bottom w:type="dxa" w:w="40"/>
-              <w:right w:type="dxa" w:w="80"/>
+              <w:top w:type="dxa" w:w="0"/>
+              <w:left w:type="dxa" w:w="40"/>
+              <w:bottom w:type="dxa" w:w="0"/>
+              <w:right w:type="dxa" w:w="40"/>
             </w:tcMar>
             <w:vAlign w:val="center"/>
           </w:tcPr>
@@ -1044,10 +1044,10 @@
         <w:tc>
           <w:tcPr>
             <w:tcMar>
-              <w:top w:type="dxa" w:w="40"/>
-              <w:left w:type="dxa" w:w="80"/>
-              <w:bottom w:type="dxa" w:w="40"/>
-              <w:right w:type="dxa" w:w="80"/>
+              <w:top w:type="dxa" w:w="0"/>
+              <w:left w:type="dxa" w:w="40"/>
+              <w:bottom w:type="dxa" w:w="0"/>
+              <w:right w:type="dxa" w:w="40"/>
             </w:tcMar>
             <w:vAlign w:val="center"/>
           </w:tcPr>
@@ -1073,10 +1073,10 @@
         <w:tc>
           <w:tcPr>
             <w:tcMar>
-              <w:top w:type="dxa" w:w="40"/>
-              <w:left w:type="dxa" w:w="80"/>
-              <w:bottom w:type="dxa" w:w="40"/>
-              <w:right w:type="dxa" w:w="80"/>
+              <w:top w:type="dxa" w:w="0"/>
+              <w:left w:type="dxa" w:w="40"/>
+              <w:bottom w:type="dxa" w:w="0"/>
+              <w:right w:type="dxa" w:w="40"/>
             </w:tcMar>
             <w:vAlign w:val="center"/>
           </w:tcPr>
@@ -1098,10 +1098,10 @@
         <w:tc>
           <w:tcPr>
             <w:tcMar>
-              <w:top w:type="dxa" w:w="40"/>
-              <w:left w:type="dxa" w:w="80"/>
-              <w:bottom w:type="dxa" w:w="40"/>
-              <w:right w:type="dxa" w:w="80"/>
+              <w:top w:type="dxa" w:w="0"/>
+              <w:left w:type="dxa" w:w="40"/>
+              <w:bottom w:type="dxa" w:w="0"/>
+              <w:right w:type="dxa" w:w="40"/>
             </w:tcMar>
             <w:vAlign w:val="center"/>
           </w:tcPr>
@@ -1123,10 +1123,10 @@
         <w:tc>
           <w:tcPr>
             <w:tcMar>
-              <w:top w:type="dxa" w:w="40"/>
-              <w:left w:type="dxa" w:w="80"/>
-              <w:bottom w:type="dxa" w:w="40"/>
-              <w:right w:type="dxa" w:w="80"/>
+              <w:top w:type="dxa" w:w="0"/>
+              <w:left w:type="dxa" w:w="40"/>
+              <w:bottom w:type="dxa" w:w="0"/>
+              <w:right w:type="dxa" w:w="40"/>
             </w:tcMar>
             <w:vAlign w:val="center"/>
           </w:tcPr>
@@ -1148,10 +1148,10 @@
         <w:tc>
           <w:tcPr>
             <w:tcMar>
-              <w:top w:type="dxa" w:w="40"/>
-              <w:left w:type="dxa" w:w="80"/>
-              <w:bottom w:type="dxa" w:w="40"/>
-              <w:right w:type="dxa" w:w="80"/>
+              <w:top w:type="dxa" w:w="0"/>
+              <w:left w:type="dxa" w:w="40"/>
+              <w:bottom w:type="dxa" w:w="0"/>
+              <w:right w:type="dxa" w:w="40"/>
             </w:tcMar>
             <w:vAlign w:val="center"/>
           </w:tcPr>
@@ -1173,10 +1173,10 @@
         <w:tc>
           <w:tcPr>
             <w:tcMar>
-              <w:top w:type="dxa" w:w="40"/>
-              <w:left w:type="dxa" w:w="80"/>
-              <w:bottom w:type="dxa" w:w="40"/>
-              <w:right w:type="dxa" w:w="80"/>
+              <w:top w:type="dxa" w:w="0"/>
+              <w:left w:type="dxa" w:w="40"/>
+              <w:bottom w:type="dxa" w:w="0"/>
+              <w:right w:type="dxa" w:w="40"/>
             </w:tcMar>
             <w:vAlign w:val="center"/>
           </w:tcPr>
@@ -1200,10 +1200,10 @@
         <w:tc>
           <w:tcPr>
             <w:tcMar>
-              <w:top w:type="dxa" w:w="40"/>
-              <w:left w:type="dxa" w:w="80"/>
-              <w:bottom w:type="dxa" w:w="40"/>
-              <w:right w:type="dxa" w:w="80"/>
+              <w:top w:type="dxa" w:w="0"/>
+              <w:left w:type="dxa" w:w="40"/>
+              <w:bottom w:type="dxa" w:w="0"/>
+              <w:right w:type="dxa" w:w="40"/>
             </w:tcMar>
             <w:vAlign w:val="center"/>
           </w:tcPr>
@@ -1225,10 +1225,10 @@
         <w:tc>
           <w:tcPr>
             <w:tcMar>
-              <w:top w:type="dxa" w:w="40"/>
-              <w:left w:type="dxa" w:w="80"/>
-              <w:bottom w:type="dxa" w:w="40"/>
-              <w:right w:type="dxa" w:w="80"/>
+              <w:top w:type="dxa" w:w="0"/>
+              <w:left w:type="dxa" w:w="40"/>
+              <w:bottom w:type="dxa" w:w="0"/>
+              <w:right w:type="dxa" w:w="40"/>
             </w:tcMar>
             <w:vAlign w:val="center"/>
           </w:tcPr>
@@ -1250,10 +1250,10 @@
         <w:tc>
           <w:tcPr>
             <w:tcMar>
-              <w:top w:type="dxa" w:w="40"/>
-              <w:left w:type="dxa" w:w="80"/>
-              <w:bottom w:type="dxa" w:w="40"/>
-              <w:right w:type="dxa" w:w="80"/>
+              <w:top w:type="dxa" w:w="0"/>
+              <w:left w:type="dxa" w:w="40"/>
+              <w:bottom w:type="dxa" w:w="0"/>
+              <w:right w:type="dxa" w:w="40"/>
             </w:tcMar>
             <w:vAlign w:val="center"/>
           </w:tcPr>
@@ -1275,10 +1275,10 @@
         <w:tc>
           <w:tcPr>
             <w:tcMar>
-              <w:top w:type="dxa" w:w="40"/>
-              <w:left w:type="dxa" w:w="80"/>
-              <w:bottom w:type="dxa" w:w="40"/>
-              <w:right w:type="dxa" w:w="80"/>
+              <w:top w:type="dxa" w:w="0"/>
+              <w:left w:type="dxa" w:w="40"/>
+              <w:bottom w:type="dxa" w:w="0"/>
+              <w:right w:type="dxa" w:w="40"/>
             </w:tcMar>
             <w:vAlign w:val="center"/>
           </w:tcPr>
@@ -1300,10 +1300,10 @@
         <w:tc>
           <w:tcPr>
             <w:tcMar>
-              <w:top w:type="dxa" w:w="40"/>
-              <w:left w:type="dxa" w:w="80"/>
-              <w:bottom w:type="dxa" w:w="40"/>
-              <w:right w:type="dxa" w:w="80"/>
+              <w:top w:type="dxa" w:w="0"/>
+              <w:left w:type="dxa" w:w="40"/>
+              <w:bottom w:type="dxa" w:w="0"/>
+              <w:right w:type="dxa" w:w="40"/>
             </w:tcMar>
             <w:vAlign w:val="center"/>
           </w:tcPr>
@@ -1327,10 +1327,10 @@
         <w:tc>
           <w:tcPr>
             <w:tcMar>
-              <w:top w:type="dxa" w:w="40"/>
-              <w:left w:type="dxa" w:w="80"/>
-              <w:bottom w:type="dxa" w:w="40"/>
-              <w:right w:type="dxa" w:w="80"/>
+              <w:top w:type="dxa" w:w="0"/>
+              <w:left w:type="dxa" w:w="40"/>
+              <w:bottom w:type="dxa" w:w="0"/>
+              <w:right w:type="dxa" w:w="40"/>
             </w:tcMar>
             <w:vAlign w:val="center"/>
           </w:tcPr>
@@ -1352,10 +1352,10 @@
         <w:tc>
           <w:tcPr>
             <w:tcMar>
-              <w:top w:type="dxa" w:w="40"/>
-              <w:left w:type="dxa" w:w="80"/>
-              <w:bottom w:type="dxa" w:w="40"/>
-              <w:right w:type="dxa" w:w="80"/>
+              <w:top w:type="dxa" w:w="0"/>
+              <w:left w:type="dxa" w:w="40"/>
+              <w:bottom w:type="dxa" w:w="0"/>
+              <w:right w:type="dxa" w:w="40"/>
             </w:tcMar>
             <w:vAlign w:val="center"/>
           </w:tcPr>
@@ -1377,10 +1377,10 @@
         <w:tc>
           <w:tcPr>
             <w:tcMar>
-              <w:top w:type="dxa" w:w="40"/>
-              <w:left w:type="dxa" w:w="80"/>
-              <w:bottom w:type="dxa" w:w="40"/>
-              <w:right w:type="dxa" w:w="80"/>
+              <w:top w:type="dxa" w:w="0"/>
+              <w:left w:type="dxa" w:w="40"/>
+              <w:bottom w:type="dxa" w:w="0"/>
+              <w:right w:type="dxa" w:w="40"/>
             </w:tcMar>
             <w:vAlign w:val="center"/>
           </w:tcPr>
@@ -1402,10 +1402,10 @@
         <w:tc>
           <w:tcPr>
             <w:tcMar>
-              <w:top w:type="dxa" w:w="40"/>
-              <w:left w:type="dxa" w:w="80"/>
-              <w:bottom w:type="dxa" w:w="40"/>
-              <w:right w:type="dxa" w:w="80"/>
+              <w:top w:type="dxa" w:w="0"/>
+              <w:left w:type="dxa" w:w="40"/>
+              <w:bottom w:type="dxa" w:w="0"/>
+              <w:right w:type="dxa" w:w="40"/>
             </w:tcMar>
             <w:vAlign w:val="center"/>
           </w:tcPr>
@@ -1427,10 +1427,10 @@
         <w:tc>
           <w:tcPr>
             <w:tcMar>
-              <w:top w:type="dxa" w:w="40"/>
-              <w:left w:type="dxa" w:w="80"/>
-              <w:bottom w:type="dxa" w:w="40"/>
-              <w:right w:type="dxa" w:w="80"/>
+              <w:top w:type="dxa" w:w="0"/>
+              <w:left w:type="dxa" w:w="40"/>
+              <w:bottom w:type="dxa" w:w="0"/>
+              <w:right w:type="dxa" w:w="40"/>
             </w:tcMar>
             <w:vAlign w:val="center"/>
           </w:tcPr>
@@ -1454,10 +1454,10 @@
         <w:tc>
           <w:tcPr>
             <w:tcMar>
-              <w:top w:type="dxa" w:w="40"/>
-              <w:left w:type="dxa" w:w="80"/>
-              <w:bottom w:type="dxa" w:w="40"/>
-              <w:right w:type="dxa" w:w="80"/>
+              <w:top w:type="dxa" w:w="0"/>
+              <w:left w:type="dxa" w:w="40"/>
+              <w:bottom w:type="dxa" w:w="0"/>
+              <w:right w:type="dxa" w:w="40"/>
             </w:tcMar>
             <w:vAlign w:val="center"/>
           </w:tcPr>
@@ -1479,10 +1479,10 @@
         <w:tc>
           <w:tcPr>
             <w:tcMar>
-              <w:top w:type="dxa" w:w="40"/>
-              <w:left w:type="dxa" w:w="80"/>
-              <w:bottom w:type="dxa" w:w="40"/>
-              <w:right w:type="dxa" w:w="80"/>
+              <w:top w:type="dxa" w:w="0"/>
+              <w:left w:type="dxa" w:w="40"/>
+              <w:bottom w:type="dxa" w:w="0"/>
+              <w:right w:type="dxa" w:w="40"/>
             </w:tcMar>
             <w:vAlign w:val="center"/>
           </w:tcPr>
@@ -1504,10 +1504,10 @@
         <w:tc>
           <w:tcPr>
             <w:tcMar>
-              <w:top w:type="dxa" w:w="40"/>
-              <w:left w:type="dxa" w:w="80"/>
-              <w:bottom w:type="dxa" w:w="40"/>
-              <w:right w:type="dxa" w:w="80"/>
+              <w:top w:type="dxa" w:w="0"/>
+              <w:left w:type="dxa" w:w="40"/>
+              <w:bottom w:type="dxa" w:w="0"/>
+              <w:right w:type="dxa" w:w="40"/>
             </w:tcMar>
             <w:vAlign w:val="center"/>
           </w:tcPr>
@@ -1529,10 +1529,10 @@
         <w:tc>
           <w:tcPr>
             <w:tcMar>
-              <w:top w:type="dxa" w:w="40"/>
-              <w:left w:type="dxa" w:w="80"/>
-              <w:bottom w:type="dxa" w:w="40"/>
-              <w:right w:type="dxa" w:w="80"/>
+              <w:top w:type="dxa" w:w="0"/>
+              <w:left w:type="dxa" w:w="40"/>
+              <w:bottom w:type="dxa" w:w="0"/>
+              <w:right w:type="dxa" w:w="40"/>
             </w:tcMar>
             <w:vAlign w:val="center"/>
           </w:tcPr>
@@ -1554,10 +1554,10 @@
         <w:tc>
           <w:tcPr>
             <w:tcMar>
-              <w:top w:type="dxa" w:w="40"/>
-              <w:left w:type="dxa" w:w="80"/>
-              <w:bottom w:type="dxa" w:w="40"/>
-              <w:right w:type="dxa" w:w="80"/>
+              <w:top w:type="dxa" w:w="0"/>
+              <w:left w:type="dxa" w:w="40"/>
+              <w:bottom w:type="dxa" w:w="0"/>
+              <w:right w:type="dxa" w:w="40"/>
             </w:tcMar>
             <w:vAlign w:val="center"/>
           </w:tcPr>
@@ -1581,10 +1581,10 @@
         <w:tc>
           <w:tcPr>
             <w:tcMar>
-              <w:top w:type="dxa" w:w="40"/>
-              <w:left w:type="dxa" w:w="80"/>
-              <w:bottom w:type="dxa" w:w="40"/>
-              <w:right w:type="dxa" w:w="80"/>
+              <w:top w:type="dxa" w:w="0"/>
+              <w:left w:type="dxa" w:w="40"/>
+              <w:bottom w:type="dxa" w:w="0"/>
+              <w:right w:type="dxa" w:w="40"/>
             </w:tcMar>
             <w:vAlign w:val="center"/>
           </w:tcPr>
@@ -1606,10 +1606,10 @@
         <w:tc>
           <w:tcPr>
             <w:tcMar>
-              <w:top w:type="dxa" w:w="40"/>
-              <w:left w:type="dxa" w:w="80"/>
-              <w:bottom w:type="dxa" w:w="40"/>
-              <w:right w:type="dxa" w:w="80"/>
+              <w:top w:type="dxa" w:w="0"/>
+              <w:left w:type="dxa" w:w="40"/>
+              <w:bottom w:type="dxa" w:w="0"/>
+              <w:right w:type="dxa" w:w="40"/>
             </w:tcMar>
             <w:vAlign w:val="center"/>
           </w:tcPr>
@@ -1631,10 +1631,10 @@
         <w:tc>
           <w:tcPr>
             <w:tcMar>
-              <w:top w:type="dxa" w:w="40"/>
-              <w:left w:type="dxa" w:w="80"/>
-              <w:bottom w:type="dxa" w:w="40"/>
-              <w:right w:type="dxa" w:w="80"/>
+              <w:top w:type="dxa" w:w="0"/>
+              <w:left w:type="dxa" w:w="40"/>
+              <w:bottom w:type="dxa" w:w="0"/>
+              <w:right w:type="dxa" w:w="40"/>
             </w:tcMar>
             <w:vAlign w:val="center"/>
           </w:tcPr>
@@ -1656,10 +1656,10 @@
         <w:tc>
           <w:tcPr>
             <w:tcMar>
-              <w:top w:type="dxa" w:w="40"/>
-              <w:left w:type="dxa" w:w="80"/>
-              <w:bottom w:type="dxa" w:w="40"/>
-              <w:right w:type="dxa" w:w="80"/>
+              <w:top w:type="dxa" w:w="0"/>
+              <w:left w:type="dxa" w:w="40"/>
+              <w:bottom w:type="dxa" w:w="0"/>
+              <w:right w:type="dxa" w:w="40"/>
             </w:tcMar>
             <w:vAlign w:val="center"/>
           </w:tcPr>
@@ -1681,10 +1681,10 @@
         <w:tc>
           <w:tcPr>
             <w:tcMar>
-              <w:top w:type="dxa" w:w="40"/>
-              <w:left w:type="dxa" w:w="80"/>
-              <w:bottom w:type="dxa" w:w="40"/>
-              <w:right w:type="dxa" w:w="80"/>
+              <w:top w:type="dxa" w:w="0"/>
+              <w:left w:type="dxa" w:w="40"/>
+              <w:bottom w:type="dxa" w:w="0"/>
+              <w:right w:type="dxa" w:w="40"/>
             </w:tcMar>
             <w:vAlign w:val="center"/>
           </w:tcPr>
@@ -1708,10 +1708,10 @@
         <w:tc>
           <w:tcPr>
             <w:tcMar>
-              <w:top w:type="dxa" w:w="40"/>
-              <w:left w:type="dxa" w:w="80"/>
-              <w:bottom w:type="dxa" w:w="40"/>
-              <w:right w:type="dxa" w:w="80"/>
+              <w:top w:type="dxa" w:w="0"/>
+              <w:left w:type="dxa" w:w="40"/>
+              <w:bottom w:type="dxa" w:w="0"/>
+              <w:right w:type="dxa" w:w="40"/>
             </w:tcMar>
             <w:vAlign w:val="center"/>
           </w:tcPr>
@@ -1733,10 +1733,10 @@
         <w:tc>
           <w:tcPr>
             <w:tcMar>
-              <w:top w:type="dxa" w:w="40"/>
-              <w:left w:type="dxa" w:w="80"/>
-              <w:bottom w:type="dxa" w:w="40"/>
-              <w:right w:type="dxa" w:w="80"/>
+              <w:top w:type="dxa" w:w="0"/>
+              <w:left w:type="dxa" w:w="40"/>
+              <w:bottom w:type="dxa" w:w="0"/>
+              <w:right w:type="dxa" w:w="40"/>
             </w:tcMar>
             <w:vAlign w:val="center"/>
           </w:tcPr>
@@ -1758,10 +1758,10 @@
         <w:tc>
           <w:tcPr>
             <w:tcMar>
-              <w:top w:type="dxa" w:w="40"/>
-              <w:left w:type="dxa" w:w="80"/>
-              <w:bottom w:type="dxa" w:w="40"/>
-              <w:right w:type="dxa" w:w="80"/>
+              <w:top w:type="dxa" w:w="0"/>
+              <w:left w:type="dxa" w:w="40"/>
+              <w:bottom w:type="dxa" w:w="0"/>
+              <w:right w:type="dxa" w:w="40"/>
             </w:tcMar>
             <w:vAlign w:val="center"/>
           </w:tcPr>
@@ -1783,10 +1783,10 @@
         <w:tc>
           <w:tcPr>
             <w:tcMar>
-              <w:top w:type="dxa" w:w="40"/>
-              <w:left w:type="dxa" w:w="80"/>
-              <w:bottom w:type="dxa" w:w="40"/>
-              <w:right w:type="dxa" w:w="80"/>
+              <w:top w:type="dxa" w:w="0"/>
+              <w:left w:type="dxa" w:w="40"/>
+              <w:bottom w:type="dxa" w:w="0"/>
+              <w:right w:type="dxa" w:w="40"/>
             </w:tcMar>
             <w:vAlign w:val="center"/>
           </w:tcPr>
@@ -1808,10 +1808,10 @@
         <w:tc>
           <w:tcPr>
             <w:tcMar>
-              <w:top w:type="dxa" w:w="40"/>
-              <w:left w:type="dxa" w:w="80"/>
-              <w:bottom w:type="dxa" w:w="40"/>
-              <w:right w:type="dxa" w:w="80"/>
+              <w:top w:type="dxa" w:w="0"/>
+              <w:left w:type="dxa" w:w="40"/>
+              <w:bottom w:type="dxa" w:w="0"/>
+              <w:right w:type="dxa" w:w="40"/>
             </w:tcMar>
             <w:vAlign w:val="center"/>
           </w:tcPr>
@@ -1835,10 +1835,10 @@
         <w:tc>
           <w:tcPr>
             <w:tcMar>
-              <w:top w:type="dxa" w:w="40"/>
-              <w:left w:type="dxa" w:w="80"/>
-              <w:bottom w:type="dxa" w:w="40"/>
-              <w:right w:type="dxa" w:w="80"/>
+              <w:top w:type="dxa" w:w="0"/>
+              <w:left w:type="dxa" w:w="40"/>
+              <w:bottom w:type="dxa" w:w="0"/>
+              <w:right w:type="dxa" w:w="40"/>
             </w:tcMar>
             <w:vAlign w:val="center"/>
           </w:tcPr>
@@ -1860,10 +1860,10 @@
         <w:tc>
           <w:tcPr>
             <w:tcMar>
-              <w:top w:type="dxa" w:w="40"/>
-              <w:left w:type="dxa" w:w="80"/>
-              <w:bottom w:type="dxa" w:w="40"/>
-              <w:right w:type="dxa" w:w="80"/>
+              <w:top w:type="dxa" w:w="0"/>
+              <w:left w:type="dxa" w:w="40"/>
+              <w:bottom w:type="dxa" w:w="0"/>
+              <w:right w:type="dxa" w:w="40"/>
             </w:tcMar>
             <w:vAlign w:val="center"/>
           </w:tcPr>
@@ -1885,10 +1885,10 @@
         <w:tc>
           <w:tcPr>
             <w:tcMar>
-              <w:top w:type="dxa" w:w="40"/>
-              <w:left w:type="dxa" w:w="80"/>
-              <w:bottom w:type="dxa" w:w="40"/>
-              <w:right w:type="dxa" w:w="80"/>
+              <w:top w:type="dxa" w:w="0"/>
+              <w:left w:type="dxa" w:w="40"/>
+              <w:bottom w:type="dxa" w:w="0"/>
+              <w:right w:type="dxa" w:w="40"/>
             </w:tcMar>
             <w:vAlign w:val="center"/>
           </w:tcPr>
@@ -1910,10 +1910,10 @@
         <w:tc>
           <w:tcPr>
             <w:tcMar>
-              <w:top w:type="dxa" w:w="40"/>
-              <w:left w:type="dxa" w:w="80"/>
-              <w:bottom w:type="dxa" w:w="40"/>
-              <w:right w:type="dxa" w:w="80"/>
+              <w:top w:type="dxa" w:w="0"/>
+              <w:left w:type="dxa" w:w="40"/>
+              <w:bottom w:type="dxa" w:w="0"/>
+              <w:right w:type="dxa" w:w="40"/>
             </w:tcMar>
             <w:vAlign w:val="center"/>
           </w:tcPr>
@@ -1935,10 +1935,10 @@
         <w:tc>
           <w:tcPr>
             <w:tcMar>
-              <w:top w:type="dxa" w:w="40"/>
-              <w:left w:type="dxa" w:w="80"/>
-              <w:bottom w:type="dxa" w:w="40"/>
-              <w:right w:type="dxa" w:w="80"/>
+              <w:top w:type="dxa" w:w="0"/>
+              <w:left w:type="dxa" w:w="40"/>
+              <w:bottom w:type="dxa" w:w="0"/>
+              <w:right w:type="dxa" w:w="40"/>
             </w:tcMar>
             <w:vAlign w:val="center"/>
           </w:tcPr>
@@ -1962,10 +1962,10 @@
         <w:tc>
           <w:tcPr>
             <w:tcMar>
-              <w:top w:type="dxa" w:w="40"/>
-              <w:left w:type="dxa" w:w="80"/>
-              <w:bottom w:type="dxa" w:w="40"/>
-              <w:right w:type="dxa" w:w="80"/>
+              <w:top w:type="dxa" w:w="0"/>
+              <w:left w:type="dxa" w:w="40"/>
+              <w:bottom w:type="dxa" w:w="0"/>
+              <w:right w:type="dxa" w:w="40"/>
             </w:tcMar>
             <w:vAlign w:val="center"/>
           </w:tcPr>
@@ -1987,10 +1987,10 @@
         <w:tc>
           <w:tcPr>
             <w:tcMar>
-              <w:top w:type="dxa" w:w="40"/>
-              <w:left w:type="dxa" w:w="80"/>
-              <w:bottom w:type="dxa" w:w="40"/>
-              <w:right w:type="dxa" w:w="80"/>
+              <w:top w:type="dxa" w:w="0"/>
+              <w:left w:type="dxa" w:w="40"/>
+              <w:bottom w:type="dxa" w:w="0"/>
+              <w:right w:type="dxa" w:w="40"/>
             </w:tcMar>
             <w:vAlign w:val="center"/>
           </w:tcPr>
@@ -2012,10 +2012,10 @@
         <w:tc>
           <w:tcPr>
             <w:tcMar>
-              <w:top w:type="dxa" w:w="40"/>
-              <w:left w:type="dxa" w:w="80"/>
-              <w:bottom w:type="dxa" w:w="40"/>
-              <w:right w:type="dxa" w:w="80"/>
+              <w:top w:type="dxa" w:w="0"/>
+              <w:left w:type="dxa" w:w="40"/>
+              <w:bottom w:type="dxa" w:w="0"/>
+              <w:right w:type="dxa" w:w="40"/>
             </w:tcMar>
             <w:vAlign w:val="center"/>
           </w:tcPr>
@@ -2037,10 +2037,10 @@
         <w:tc>
           <w:tcPr>
             <w:tcMar>
-              <w:top w:type="dxa" w:w="40"/>
-              <w:left w:type="dxa" w:w="80"/>
-              <w:bottom w:type="dxa" w:w="40"/>
-              <w:right w:type="dxa" w:w="80"/>
+              <w:top w:type="dxa" w:w="0"/>
+              <w:left w:type="dxa" w:w="40"/>
+              <w:bottom w:type="dxa" w:w="0"/>
+              <w:right w:type="dxa" w:w="40"/>
             </w:tcMar>
             <w:vAlign w:val="center"/>
           </w:tcPr>
@@ -2062,10 +2062,10 @@
         <w:tc>
           <w:tcPr>
             <w:tcMar>
-              <w:top w:type="dxa" w:w="40"/>
-              <w:left w:type="dxa" w:w="80"/>
-              <w:bottom w:type="dxa" w:w="40"/>
-              <w:right w:type="dxa" w:w="80"/>
+              <w:top w:type="dxa" w:w="0"/>
+              <w:left w:type="dxa" w:w="40"/>
+              <w:bottom w:type="dxa" w:w="0"/>
+              <w:right w:type="dxa" w:w="40"/>
             </w:tcMar>
             <w:vAlign w:val="center"/>
           </w:tcPr>
@@ -2089,10 +2089,10 @@
         <w:tc>
           <w:tcPr>
             <w:tcMar>
-              <w:top w:type="dxa" w:w="40"/>
-              <w:left w:type="dxa" w:w="80"/>
-              <w:bottom w:type="dxa" w:w="40"/>
-              <w:right w:type="dxa" w:w="80"/>
+              <w:top w:type="dxa" w:w="0"/>
+              <w:left w:type="dxa" w:w="40"/>
+              <w:bottom w:type="dxa" w:w="0"/>
+              <w:right w:type="dxa" w:w="40"/>
             </w:tcMar>
             <w:vAlign w:val="center"/>
           </w:tcPr>
@@ -2114,10 +2114,10 @@
         <w:tc>
           <w:tcPr>
             <w:tcMar>
-              <w:top w:type="dxa" w:w="40"/>
-              <w:left w:type="dxa" w:w="80"/>
-              <w:bottom w:type="dxa" w:w="40"/>
-              <w:right w:type="dxa" w:w="80"/>
+              <w:top w:type="dxa" w:w="0"/>
+              <w:left w:type="dxa" w:w="40"/>
+              <w:bottom w:type="dxa" w:w="0"/>
+              <w:right w:type="dxa" w:w="40"/>
             </w:tcMar>
             <w:vAlign w:val="center"/>
           </w:tcPr>
@@ -2139,10 +2139,10 @@
         <w:tc>
           <w:tcPr>
             <w:tcMar>
-              <w:top w:type="dxa" w:w="40"/>
-              <w:left w:type="dxa" w:w="80"/>
-              <w:bottom w:type="dxa" w:w="40"/>
-              <w:right w:type="dxa" w:w="80"/>
+              <w:top w:type="dxa" w:w="0"/>
+              <w:left w:type="dxa" w:w="40"/>
+              <w:bottom w:type="dxa" w:w="0"/>
+              <w:right w:type="dxa" w:w="40"/>
             </w:tcMar>
             <w:vAlign w:val="center"/>
           </w:tcPr>
@@ -2164,10 +2164,10 @@
         <w:tc>
           <w:tcPr>
             <w:tcMar>
-              <w:top w:type="dxa" w:w="40"/>
-              <w:left w:type="dxa" w:w="80"/>
-              <w:bottom w:type="dxa" w:w="40"/>
-              <w:right w:type="dxa" w:w="80"/>
+              <w:top w:type="dxa" w:w="0"/>
+              <w:left w:type="dxa" w:w="40"/>
+              <w:bottom w:type="dxa" w:w="0"/>
+              <w:right w:type="dxa" w:w="40"/>
             </w:tcMar>
             <w:vAlign w:val="center"/>
           </w:tcPr>
@@ -2189,10 +2189,10 @@
         <w:tc>
           <w:tcPr>
             <w:tcMar>
-              <w:top w:type="dxa" w:w="40"/>
-              <w:left w:type="dxa" w:w="80"/>
-              <w:bottom w:type="dxa" w:w="40"/>
-              <w:right w:type="dxa" w:w="80"/>
+              <w:top w:type="dxa" w:w="0"/>
+              <w:left w:type="dxa" w:w="40"/>
+              <w:bottom w:type="dxa" w:w="0"/>
+              <w:right w:type="dxa" w:w="40"/>
             </w:tcMar>
             <w:vAlign w:val="center"/>
           </w:tcPr>
@@ -2216,10 +2216,10 @@
         <w:tc>
           <w:tcPr>
             <w:tcMar>
-              <w:top w:type="dxa" w:w="40"/>
-              <w:left w:type="dxa" w:w="80"/>
-              <w:bottom w:type="dxa" w:w="40"/>
-              <w:right w:type="dxa" w:w="80"/>
+              <w:top w:type="dxa" w:w="0"/>
+              <w:left w:type="dxa" w:w="40"/>
+              <w:bottom w:type="dxa" w:w="0"/>
+              <w:right w:type="dxa" w:w="40"/>
             </w:tcMar>
             <w:vAlign w:val="center"/>
           </w:tcPr>
@@ -2241,10 +2241,10 @@
         <w:tc>
           <w:tcPr>
             <w:tcMar>
-              <w:top w:type="dxa" w:w="40"/>
-              <w:left w:type="dxa" w:w="80"/>
-              <w:bottom w:type="dxa" w:w="40"/>
-              <w:right w:type="dxa" w:w="80"/>
+              <w:top w:type="dxa" w:w="0"/>
+              <w:left w:type="dxa" w:w="40"/>
+              <w:bottom w:type="dxa" w:w="0"/>
+              <w:right w:type="dxa" w:w="40"/>
             </w:tcMar>
             <w:vAlign w:val="center"/>
           </w:tcPr>
@@ -2266,10 +2266,10 @@
         <w:tc>
           <w:tcPr>
             <w:tcMar>
-              <w:top w:type="dxa" w:w="40"/>
-              <w:left w:type="dxa" w:w="80"/>
-              <w:bottom w:type="dxa" w:w="40"/>
-              <w:right w:type="dxa" w:w="80"/>
+              <w:top w:type="dxa" w:w="0"/>
+              <w:left w:type="dxa" w:w="40"/>
+              <w:bottom w:type="dxa" w:w="0"/>
+              <w:right w:type="dxa" w:w="40"/>
             </w:tcMar>
             <w:vAlign w:val="center"/>
           </w:tcPr>
@@ -2291,10 +2291,10 @@
         <w:tc>
           <w:tcPr>
             <w:tcMar>
-              <w:top w:type="dxa" w:w="40"/>
-              <w:left w:type="dxa" w:w="80"/>
-              <w:bottom w:type="dxa" w:w="40"/>
-              <w:right w:type="dxa" w:w="80"/>
+              <w:top w:type="dxa" w:w="0"/>
+              <w:left w:type="dxa" w:w="40"/>
+              <w:bottom w:type="dxa" w:w="0"/>
+              <w:right w:type="dxa" w:w="40"/>
             </w:tcMar>
             <w:vAlign w:val="center"/>
           </w:tcPr>
@@ -2316,10 +2316,10 @@
         <w:tc>
           <w:tcPr>
             <w:tcMar>
-              <w:top w:type="dxa" w:w="40"/>
-              <w:left w:type="dxa" w:w="80"/>
-              <w:bottom w:type="dxa" w:w="40"/>
-              <w:right w:type="dxa" w:w="80"/>
+              <w:top w:type="dxa" w:w="0"/>
+              <w:left w:type="dxa" w:w="40"/>
+              <w:bottom w:type="dxa" w:w="0"/>
+              <w:right w:type="dxa" w:w="40"/>
             </w:tcMar>
             <w:vAlign w:val="center"/>
           </w:tcPr>
@@ -2343,10 +2343,10 @@
         <w:tc>
           <w:tcPr>
             <w:tcMar>
-              <w:top w:type="dxa" w:w="40"/>
-              <w:left w:type="dxa" w:w="80"/>
-              <w:bottom w:type="dxa" w:w="40"/>
-              <w:right w:type="dxa" w:w="80"/>
+              <w:top w:type="dxa" w:w="0"/>
+              <w:left w:type="dxa" w:w="40"/>
+              <w:bottom w:type="dxa" w:w="0"/>
+              <w:right w:type="dxa" w:w="40"/>
             </w:tcMar>
             <w:vAlign w:val="center"/>
           </w:tcPr>
@@ -2368,10 +2368,10 @@
         <w:tc>
           <w:tcPr>
             <w:tcMar>
-              <w:top w:type="dxa" w:w="40"/>
-              <w:left w:type="dxa" w:w="80"/>
-              <w:bottom w:type="dxa" w:w="40"/>
-              <w:right w:type="dxa" w:w="80"/>
+              <w:top w:type="dxa" w:w="0"/>
+              <w:left w:type="dxa" w:w="40"/>
+              <w:bottom w:type="dxa" w:w="0"/>
+              <w:right w:type="dxa" w:w="40"/>
             </w:tcMar>
             <w:vAlign w:val="center"/>
           </w:tcPr>
@@ -2393,10 +2393,10 @@
         <w:tc>
           <w:tcPr>
             <w:tcMar>
-              <w:top w:type="dxa" w:w="40"/>
-              <w:left w:type="dxa" w:w="80"/>
-              <w:bottom w:type="dxa" w:w="40"/>
-              <w:right w:type="dxa" w:w="80"/>
+              <w:top w:type="dxa" w:w="0"/>
+              <w:left w:type="dxa" w:w="40"/>
+              <w:bottom w:type="dxa" w:w="0"/>
+              <w:right w:type="dxa" w:w="40"/>
             </w:tcMar>
             <w:vAlign w:val="center"/>
           </w:tcPr>
@@ -2418,10 +2418,10 @@
         <w:tc>
           <w:tcPr>
             <w:tcMar>
-              <w:top w:type="dxa" w:w="40"/>
-              <w:left w:type="dxa" w:w="80"/>
-              <w:bottom w:type="dxa" w:w="40"/>
-              <w:right w:type="dxa" w:w="80"/>
+              <w:top w:type="dxa" w:w="0"/>
+              <w:left w:type="dxa" w:w="40"/>
+              <w:bottom w:type="dxa" w:w="0"/>
+              <w:right w:type="dxa" w:w="40"/>
             </w:tcMar>
             <w:vAlign w:val="center"/>
           </w:tcPr>
@@ -2443,10 +2443,10 @@
         <w:tc>
           <w:tcPr>
             <w:tcMar>
-              <w:top w:type="dxa" w:w="40"/>
-              <w:left w:type="dxa" w:w="80"/>
-              <w:bottom w:type="dxa" w:w="40"/>
-              <w:right w:type="dxa" w:w="80"/>
+              <w:top w:type="dxa" w:w="0"/>
+              <w:left w:type="dxa" w:w="40"/>
+              <w:bottom w:type="dxa" w:w="0"/>
+              <w:right w:type="dxa" w:w="40"/>
             </w:tcMar>
             <w:vAlign w:val="center"/>
           </w:tcPr>
@@ -2470,10 +2470,10 @@
         <w:tc>
           <w:tcPr>
             <w:tcMar>
-              <w:top w:type="dxa" w:w="40"/>
-              <w:left w:type="dxa" w:w="80"/>
-              <w:bottom w:type="dxa" w:w="40"/>
-              <w:right w:type="dxa" w:w="80"/>
+              <w:top w:type="dxa" w:w="0"/>
+              <w:left w:type="dxa" w:w="40"/>
+              <w:bottom w:type="dxa" w:w="0"/>
+              <w:right w:type="dxa" w:w="40"/>
             </w:tcMar>
             <w:vAlign w:val="center"/>
           </w:tcPr>
@@ -2495,10 +2495,10 @@
         <w:tc>
           <w:tcPr>
             <w:tcMar>
-              <w:top w:type="dxa" w:w="40"/>
-              <w:left w:type="dxa" w:w="80"/>
-              <w:bottom w:type="dxa" w:w="40"/>
-              <w:right w:type="dxa" w:w="80"/>
+              <w:top w:type="dxa" w:w="0"/>
+              <w:left w:type="dxa" w:w="40"/>
+              <w:bottom w:type="dxa" w:w="0"/>
+              <w:right w:type="dxa" w:w="40"/>
             </w:tcMar>
             <w:vAlign w:val="center"/>
           </w:tcPr>
@@ -2520,10 +2520,10 @@
         <w:tc>
           <w:tcPr>
             <w:tcMar>
-              <w:top w:type="dxa" w:w="40"/>
-              <w:left w:type="dxa" w:w="80"/>
-              <w:bottom w:type="dxa" w:w="40"/>
-              <w:right w:type="dxa" w:w="80"/>
+              <w:top w:type="dxa" w:w="0"/>
+              <w:left w:type="dxa" w:w="40"/>
+              <w:bottom w:type="dxa" w:w="0"/>
+              <w:right w:type="dxa" w:w="40"/>
             </w:tcMar>
             <w:vAlign w:val="center"/>
           </w:tcPr>
@@ -2545,10 +2545,10 @@
         <w:tc>
           <w:tcPr>
             <w:tcMar>
-              <w:top w:type="dxa" w:w="40"/>
-              <w:left w:type="dxa" w:w="80"/>
-              <w:bottom w:type="dxa" w:w="40"/>
-              <w:right w:type="dxa" w:w="80"/>
+              <w:top w:type="dxa" w:w="0"/>
+              <w:left w:type="dxa" w:w="40"/>
+              <w:bottom w:type="dxa" w:w="0"/>
+              <w:right w:type="dxa" w:w="40"/>
             </w:tcMar>
             <w:vAlign w:val="center"/>
           </w:tcPr>
@@ -2570,10 +2570,10 @@
         <w:tc>
           <w:tcPr>
             <w:tcMar>
-              <w:top w:type="dxa" w:w="40"/>
-              <w:left w:type="dxa" w:w="80"/>
-              <w:bottom w:type="dxa" w:w="40"/>
-              <w:right w:type="dxa" w:w="80"/>
+              <w:top w:type="dxa" w:w="0"/>
+              <w:left w:type="dxa" w:w="40"/>
+              <w:bottom w:type="dxa" w:w="0"/>
+              <w:right w:type="dxa" w:w="40"/>
             </w:tcMar>
             <w:vAlign w:val="center"/>
           </w:tcPr>
@@ -2597,10 +2597,10 @@
         <w:tc>
           <w:tcPr>
             <w:tcMar>
-              <w:top w:type="dxa" w:w="40"/>
-              <w:left w:type="dxa" w:w="80"/>
-              <w:bottom w:type="dxa" w:w="40"/>
-              <w:right w:type="dxa" w:w="80"/>
+              <w:top w:type="dxa" w:w="0"/>
+              <w:left w:type="dxa" w:w="40"/>
+              <w:bottom w:type="dxa" w:w="0"/>
+              <w:right w:type="dxa" w:w="40"/>
             </w:tcMar>
             <w:vAlign w:val="center"/>
           </w:tcPr>
@@ -2622,10 +2622,10 @@
         <w:tc>
           <w:tcPr>
             <w:tcMar>
-              <w:top w:type="dxa" w:w="40"/>
-              <w:left w:type="dxa" w:w="80"/>
-              <w:bottom w:type="dxa" w:w="40"/>
-              <w:right w:type="dxa" w:w="80"/>
+              <w:top w:type="dxa" w:w="0"/>
+              <w:left w:type="dxa" w:w="40"/>
+              <w:bottom w:type="dxa" w:w="0"/>
+              <w:right w:type="dxa" w:w="40"/>
             </w:tcMar>
             <w:vAlign w:val="center"/>
           </w:tcPr>
@@ -2647,10 +2647,10 @@
         <w:tc>
           <w:tcPr>
             <w:tcMar>
-              <w:top w:type="dxa" w:w="40"/>
-              <w:left w:type="dxa" w:w="80"/>
-              <w:bottom w:type="dxa" w:w="40"/>
-              <w:right w:type="dxa" w:w="80"/>
+              <w:top w:type="dxa" w:w="0"/>
+              <w:left w:type="dxa" w:w="40"/>
+              <w:bottom w:type="dxa" w:w="0"/>
+              <w:right w:type="dxa" w:w="40"/>
             </w:tcMar>
             <w:vAlign w:val="center"/>
           </w:tcPr>
@@ -2672,10 +2672,10 @@
         <w:tc>
           <w:tcPr>
             <w:tcMar>
-              <w:top w:type="dxa" w:w="40"/>
-              <w:left w:type="dxa" w:w="80"/>
-              <w:bottom w:type="dxa" w:w="40"/>
-              <w:right w:type="dxa" w:w="80"/>
+              <w:top w:type="dxa" w:w="0"/>
+              <w:left w:type="dxa" w:w="40"/>
+              <w:bottom w:type="dxa" w:w="0"/>
+              <w:right w:type="dxa" w:w="40"/>
             </w:tcMar>
             <w:vAlign w:val="center"/>
           </w:tcPr>
@@ -2697,10 +2697,10 @@
         <w:tc>
           <w:tcPr>
             <w:tcMar>
-              <w:top w:type="dxa" w:w="40"/>
-              <w:left w:type="dxa" w:w="80"/>
-              <w:bottom w:type="dxa" w:w="40"/>
-              <w:right w:type="dxa" w:w="80"/>
+              <w:top w:type="dxa" w:w="0"/>
+              <w:left w:type="dxa" w:w="40"/>
+              <w:bottom w:type="dxa" w:w="0"/>
+              <w:right w:type="dxa" w:w="40"/>
             </w:tcMar>
             <w:vAlign w:val="center"/>
           </w:tcPr>
@@ -2725,10 +2725,10 @@
           <w:tcPr>
             <w:gridSpan w:val="3"/>
             <w:tcMar>
-              <w:top w:type="dxa" w:w="40"/>
-              <w:left w:type="dxa" w:w="80"/>
-              <w:bottom w:type="dxa" w:w="40"/>
-              <w:right w:type="dxa" w:w="80"/>
+              <w:top w:type="dxa" w:w="0"/>
+              <w:left w:type="dxa" w:w="40"/>
+              <w:bottom w:type="dxa" w:w="0"/>
+              <w:right w:type="dxa" w:w="40"/>
             </w:tcMar>
             <w:vAlign w:val="center"/>
           </w:tcPr>
@@ -2752,10 +2752,10 @@
         <w:tc>
           <w:tcPr>
             <w:tcMar>
-              <w:top w:type="dxa" w:w="40"/>
-              <w:left w:type="dxa" w:w="80"/>
-              <w:bottom w:type="dxa" w:w="40"/>
-              <w:right w:type="dxa" w:w="80"/>
+              <w:top w:type="dxa" w:w="0"/>
+              <w:left w:type="dxa" w:w="40"/>
+              <w:bottom w:type="dxa" w:w="0"/>
+              <w:right w:type="dxa" w:w="40"/>
             </w:tcMar>
             <w:vAlign w:val="center"/>
           </w:tcPr>
@@ -2777,10 +2777,10 @@
         <w:tc>
           <w:tcPr>
             <w:tcMar>
-              <w:top w:type="dxa" w:w="40"/>
-              <w:left w:type="dxa" w:w="80"/>
-              <w:bottom w:type="dxa" w:w="40"/>
-              <w:right w:type="dxa" w:w="80"/>
+              <w:top w:type="dxa" w:w="0"/>
+              <w:left w:type="dxa" w:w="40"/>
+              <w:bottom w:type="dxa" w:w="0"/>
+              <w:right w:type="dxa" w:w="40"/>
             </w:tcMar>
             <w:vAlign w:val="center"/>
           </w:tcPr>

--- a/reports/lr2/Звіт_ЛР2_Коновалов_ПЗПІ-25-6.docx
+++ b/reports/lr2/Звіт_ЛР2_Коновалов_ПЗПІ-25-6.docx
@@ -476,7 +476,24 @@
           <w:sz w:val="28"/>
           <w:szCs w:val="28"/>
         </w:rPr>
-        <w:t xml:space="preserve">1 Мета роботи</w:t>
+        <w:t xml:space="preserve">2 Дослідження явища самоіндукції</w:t>
+      </w:r>
+    </w:p>
+    <w:p>
+      <w:pPr>
+        <w:pStyle w:val="Heading2"/>
+        <w:keepNext/>
+        <w:spacing w:after="60" w:before="120" w:line="360" w:lineRule="auto"/>
+      </w:pPr>
+      <w:r>
+        <w:rPr>
+          <w:rFonts w:ascii="Times New Roman" w:cs="Times New Roman" w:eastAsia="Times New Roman" w:hAnsi="Times New Roman"/>
+          <w:b/>
+          <w:bCs/>
+          <w:sz w:val="28"/>
+          <w:szCs w:val="28"/>
+        </w:rPr>
+        <w:t xml:space="preserve">2.1 Мета роботи</w:t>
       </w:r>
     </w:p>
     <w:p>
@@ -496,23 +513,6 @@
     </w:p>
     <w:p>
       <w:pPr>
-        <w:pStyle w:val="Heading1"/>
-        <w:keepNext/>
-        <w:spacing w:after="120" w:before="240" w:line="360" w:lineRule="auto"/>
-      </w:pPr>
-      <w:r>
-        <w:rPr>
-          <w:rFonts w:ascii="Times New Roman" w:cs="Times New Roman" w:eastAsia="Times New Roman" w:hAnsi="Times New Roman"/>
-          <w:b/>
-          <w:bCs/>
-          <w:sz w:val="28"/>
-          <w:szCs w:val="28"/>
-        </w:rPr>
-        <w:t xml:space="preserve">2 Експериментальні дослідження</w:t>
-      </w:r>
-    </w:p>
-    <w:p>
-      <w:pPr>
         <w:pStyle w:val="Heading2"/>
         <w:keepNext/>
         <w:spacing w:after="60" w:before="120" w:line="360" w:lineRule="auto"/>
@@ -525,7 +525,7 @@
           <w:sz w:val="28"/>
           <w:szCs w:val="28"/>
         </w:rPr>
-        <w:t xml:space="preserve">2.1 Прилади та приладдя</w:t>
+        <w:t xml:space="preserve">2.2 Експериментальні дослідження</w:t>
       </w:r>
     </w:p>
     <w:p>
@@ -545,23 +545,6 @@
     </w:p>
     <w:p>
       <w:pPr>
-        <w:pStyle w:val="Heading2"/>
-        <w:keepNext/>
-        <w:spacing w:after="60" w:before="120" w:line="360" w:lineRule="auto"/>
-      </w:pPr>
-      <w:r>
-        <w:rPr>
-          <w:rFonts w:ascii="Times New Roman" w:cs="Times New Roman" w:eastAsia="Times New Roman" w:hAnsi="Times New Roman"/>
-          <w:b/>
-          <w:bCs/>
-          <w:sz w:val="28"/>
-          <w:szCs w:val="28"/>
-        </w:rPr>
-        <w:t xml:space="preserve">2.2 Вхідні дані</w:t>
-      </w:r>
-    </w:p>
-    <w:p>
-      <w:pPr>
         <w:spacing w:after="60" w:before="120" w:line="360" w:lineRule="auto"/>
         <w:ind w:firstLine="709"/>
       </w:pPr>
@@ -571,7 +554,7 @@
           <w:sz w:val="28"/>
           <w:szCs w:val="28"/>
         </w:rPr>
-        <w:t xml:space="preserve">Таблиця 1 — Вихідні дані</w:t>
+        <w:t xml:space="preserve">Таблиця 2.1 — Вихідні дані</w:t>
       </w:r>
     </w:p>
     <w:tbl>
@@ -916,23 +899,6 @@
     </w:tbl>
     <w:p>
       <w:pPr>
-        <w:pStyle w:val="Heading2"/>
-        <w:keepNext/>
-        <w:spacing w:after="60" w:before="120" w:line="360" w:lineRule="auto"/>
-      </w:pPr>
-      <w:r>
-        <w:rPr>
-          <w:rFonts w:ascii="Times New Roman" w:cs="Times New Roman" w:eastAsia="Times New Roman" w:hAnsi="Times New Roman"/>
-          <w:b/>
-          <w:bCs/>
-          <w:sz w:val="28"/>
-          <w:szCs w:val="28"/>
-        </w:rPr>
-        <w:t xml:space="preserve">2.3 Результати вимірювань</w:t>
-      </w:r>
-    </w:p>
-    <w:p>
-      <w:pPr>
         <w:spacing w:after="60" w:before="120" w:line="360" w:lineRule="auto"/>
         <w:ind w:firstLine="709"/>
       </w:pPr>
@@ -942,7 +908,7 @@
           <w:sz w:val="28"/>
           <w:szCs w:val="28"/>
         </w:rPr>
-        <w:t xml:space="preserve">Таблиця 2 — Результати вимірювань</w:t>
+        <w:t xml:space="preserve">Таблиця 2.2 — Результати вимірювань</w:t>
       </w:r>
     </w:p>
     <w:tbl>
@@ -1151,32 +1117,32 @@
                 <w:sz w:val="28"/>
                 <w:szCs w:val="28"/>
               </w:rPr>
-              <w:t xml:space="preserve">4.4000</w:t>
-            </w:r>
-          </w:p>
-        </w:tc>
-        <w:tc>
-          <w:tcPr>
-            <w:tcMar>
-              <w:top w:type="dxa" w:w="20"/>
-              <w:left w:type="dxa" w:w="40"/>
-              <w:bottom w:type="dxa" w:w="20"/>
-              <w:right w:type="dxa" w:w="40"/>
-            </w:tcMar>
-            <w:vAlign w:val="center"/>
-          </w:tcPr>
-          <w:p>
-            <w:pPr>
-              <w:spacing w:after="0" w:line="240" w:lineRule="auto"/>
-              <w:jc w:val="center"/>
-            </w:pPr>
-            <w:r>
-              <w:rPr>
-                <w:rFonts w:ascii="Times New Roman" w:cs="Times New Roman" w:eastAsia="Times New Roman" w:hAnsi="Times New Roman"/>
-                <w:sz w:val="28"/>
-                <w:szCs w:val="28"/>
-              </w:rPr>
-              <w:t xml:space="preserve">1.4816</w:t>
+              <w:t xml:space="preserve">4.40</w:t>
+            </w:r>
+          </w:p>
+        </w:tc>
+        <w:tc>
+          <w:tcPr>
+            <w:tcMar>
+              <w:top w:type="dxa" w:w="20"/>
+              <w:left w:type="dxa" w:w="40"/>
+              <w:bottom w:type="dxa" w:w="20"/>
+              <w:right w:type="dxa" w:w="40"/>
+            </w:tcMar>
+            <w:vAlign w:val="center"/>
+          </w:tcPr>
+          <w:p>
+            <w:pPr>
+              <w:spacing w:after="0" w:line="240" w:lineRule="auto"/>
+              <w:jc w:val="center"/>
+            </w:pPr>
+            <w:r>
+              <w:rPr>
+                <w:rFonts w:ascii="Times New Roman" w:cs="Times New Roman" w:eastAsia="Times New Roman" w:hAnsi="Times New Roman"/>
+                <w:sz w:val="28"/>
+                <w:szCs w:val="28"/>
+              </w:rPr>
+              <w:t xml:space="preserve">1.48</w:t>
             </w:r>
           </w:p>
         </w:tc>
@@ -1278,32 +1244,32 @@
                 <w:sz w:val="28"/>
                 <w:szCs w:val="28"/>
               </w:rPr>
-              <w:t xml:space="preserve">3.7661</w:t>
-            </w:r>
-          </w:p>
-        </w:tc>
-        <w:tc>
-          <w:tcPr>
-            <w:tcMar>
-              <w:top w:type="dxa" w:w="20"/>
-              <w:left w:type="dxa" w:w="40"/>
-              <w:bottom w:type="dxa" w:w="20"/>
-              <w:right w:type="dxa" w:w="40"/>
-            </w:tcMar>
-            <w:vAlign w:val="center"/>
-          </w:tcPr>
-          <w:p>
-            <w:pPr>
-              <w:spacing w:after="0" w:line="240" w:lineRule="auto"/>
-              <w:jc w:val="center"/>
-            </w:pPr>
-            <w:r>
-              <w:rPr>
-                <w:rFonts w:ascii="Times New Roman" w:cs="Times New Roman" w:eastAsia="Times New Roman" w:hAnsi="Times New Roman"/>
-                <w:sz w:val="28"/>
-                <w:szCs w:val="28"/>
-              </w:rPr>
-              <w:t xml:space="preserve">1.3260</w:t>
+              <w:t xml:space="preserve">3.77</w:t>
+            </w:r>
+          </w:p>
+        </w:tc>
+        <w:tc>
+          <w:tcPr>
+            <w:tcMar>
+              <w:top w:type="dxa" w:w="20"/>
+              <w:left w:type="dxa" w:w="40"/>
+              <w:bottom w:type="dxa" w:w="20"/>
+              <w:right w:type="dxa" w:w="40"/>
+            </w:tcMar>
+            <w:vAlign w:val="center"/>
+          </w:tcPr>
+          <w:p>
+            <w:pPr>
+              <w:spacing w:after="0" w:line="240" w:lineRule="auto"/>
+              <w:jc w:val="center"/>
+            </w:pPr>
+            <w:r>
+              <w:rPr>
+                <w:rFonts w:ascii="Times New Roman" w:cs="Times New Roman" w:eastAsia="Times New Roman" w:hAnsi="Times New Roman"/>
+                <w:sz w:val="28"/>
+                <w:szCs w:val="28"/>
+              </w:rPr>
+              <w:t xml:space="preserve">1.33</w:t>
             </w:r>
           </w:p>
         </w:tc>
@@ -1405,32 +1371,32 @@
                 <w:sz w:val="28"/>
                 <w:szCs w:val="28"/>
               </w:rPr>
-              <w:t xml:space="preserve">3.1527</w:t>
-            </w:r>
-          </w:p>
-        </w:tc>
-        <w:tc>
-          <w:tcPr>
-            <w:tcMar>
-              <w:top w:type="dxa" w:w="20"/>
-              <w:left w:type="dxa" w:w="40"/>
-              <w:bottom w:type="dxa" w:w="20"/>
-              <w:right w:type="dxa" w:w="40"/>
-            </w:tcMar>
-            <w:vAlign w:val="center"/>
-          </w:tcPr>
-          <w:p>
-            <w:pPr>
-              <w:spacing w:after="0" w:line="240" w:lineRule="auto"/>
-              <w:jc w:val="center"/>
-            </w:pPr>
-            <w:r>
-              <w:rPr>
-                <w:rFonts w:ascii="Times New Roman" w:cs="Times New Roman" w:eastAsia="Times New Roman" w:hAnsi="Times New Roman"/>
-                <w:sz w:val="28"/>
-                <w:szCs w:val="28"/>
-              </w:rPr>
-              <w:t xml:space="preserve">1.1483</w:t>
+              <w:t xml:space="preserve">3.15</w:t>
+            </w:r>
+          </w:p>
+        </w:tc>
+        <w:tc>
+          <w:tcPr>
+            <w:tcMar>
+              <w:top w:type="dxa" w:w="20"/>
+              <w:left w:type="dxa" w:w="40"/>
+              <w:bottom w:type="dxa" w:w="20"/>
+              <w:right w:type="dxa" w:w="40"/>
+            </w:tcMar>
+            <w:vAlign w:val="center"/>
+          </w:tcPr>
+          <w:p>
+            <w:pPr>
+              <w:spacing w:after="0" w:line="240" w:lineRule="auto"/>
+              <w:jc w:val="center"/>
+            </w:pPr>
+            <w:r>
+              <w:rPr>
+                <w:rFonts w:ascii="Times New Roman" w:cs="Times New Roman" w:eastAsia="Times New Roman" w:hAnsi="Times New Roman"/>
+                <w:sz w:val="28"/>
+                <w:szCs w:val="28"/>
+              </w:rPr>
+              <w:t xml:space="preserve">1.15</w:t>
             </w:r>
           </w:p>
         </w:tc>
@@ -1532,32 +1498,32 @@
                 <w:sz w:val="28"/>
                 <w:szCs w:val="28"/>
               </w:rPr>
-              <w:t xml:space="preserve">2.4148</w:t>
-            </w:r>
-          </w:p>
-        </w:tc>
-        <w:tc>
-          <w:tcPr>
-            <w:tcMar>
-              <w:top w:type="dxa" w:w="20"/>
-              <w:left w:type="dxa" w:w="40"/>
-              <w:bottom w:type="dxa" w:w="20"/>
-              <w:right w:type="dxa" w:w="40"/>
-            </w:tcMar>
-            <w:vAlign w:val="center"/>
-          </w:tcPr>
-          <w:p>
-            <w:pPr>
-              <w:spacing w:after="0" w:line="240" w:lineRule="auto"/>
-              <w:jc w:val="center"/>
-            </w:pPr>
-            <w:r>
-              <w:rPr>
-                <w:rFonts w:ascii="Times New Roman" w:cs="Times New Roman" w:eastAsia="Times New Roman" w:hAnsi="Times New Roman"/>
-                <w:sz w:val="28"/>
-                <w:szCs w:val="28"/>
-              </w:rPr>
-              <w:t xml:space="preserve">0.8816</w:t>
+              <w:t xml:space="preserve">2.41</w:t>
+            </w:r>
+          </w:p>
+        </w:tc>
+        <w:tc>
+          <w:tcPr>
+            <w:tcMar>
+              <w:top w:type="dxa" w:w="20"/>
+              <w:left w:type="dxa" w:w="40"/>
+              <w:bottom w:type="dxa" w:w="20"/>
+              <w:right w:type="dxa" w:w="40"/>
+            </w:tcMar>
+            <w:vAlign w:val="center"/>
+          </w:tcPr>
+          <w:p>
+            <w:pPr>
+              <w:spacing w:after="0" w:line="240" w:lineRule="auto"/>
+              <w:jc w:val="center"/>
+            </w:pPr>
+            <w:r>
+              <w:rPr>
+                <w:rFonts w:ascii="Times New Roman" w:cs="Times New Roman" w:eastAsia="Times New Roman" w:hAnsi="Times New Roman"/>
+                <w:sz w:val="28"/>
+                <w:szCs w:val="28"/>
+              </w:rPr>
+              <w:t xml:space="preserve">0.88</w:t>
             </w:r>
           </w:p>
         </w:tc>
@@ -1659,32 +1625,32 @@
                 <w:sz w:val="28"/>
                 <w:szCs w:val="28"/>
               </w:rPr>
-              <w:t xml:space="preserve">1.9770</w:t>
-            </w:r>
-          </w:p>
-        </w:tc>
-        <w:tc>
-          <w:tcPr>
-            <w:tcMar>
-              <w:top w:type="dxa" w:w="20"/>
-              <w:left w:type="dxa" w:w="40"/>
-              <w:bottom w:type="dxa" w:w="20"/>
-              <w:right w:type="dxa" w:w="40"/>
-            </w:tcMar>
-            <w:vAlign w:val="center"/>
-          </w:tcPr>
-          <w:p>
-            <w:pPr>
-              <w:spacing w:after="0" w:line="240" w:lineRule="auto"/>
-              <w:jc w:val="center"/>
-            </w:pPr>
-            <w:r>
-              <w:rPr>
-                <w:rFonts w:ascii="Times New Roman" w:cs="Times New Roman" w:eastAsia="Times New Roman" w:hAnsi="Times New Roman"/>
-                <w:sz w:val="28"/>
-                <w:szCs w:val="28"/>
-              </w:rPr>
-              <w:t xml:space="preserve">0.6816</w:t>
+              <w:t xml:space="preserve">1.98</w:t>
+            </w:r>
+          </w:p>
+        </w:tc>
+        <w:tc>
+          <w:tcPr>
+            <w:tcMar>
+              <w:top w:type="dxa" w:w="20"/>
+              <w:left w:type="dxa" w:w="40"/>
+              <w:bottom w:type="dxa" w:w="20"/>
+              <w:right w:type="dxa" w:w="40"/>
+            </w:tcMar>
+            <w:vAlign w:val="center"/>
+          </w:tcPr>
+          <w:p>
+            <w:pPr>
+              <w:spacing w:after="0" w:line="240" w:lineRule="auto"/>
+              <w:jc w:val="center"/>
+            </w:pPr>
+            <w:r>
+              <w:rPr>
+                <w:rFonts w:ascii="Times New Roman" w:cs="Times New Roman" w:eastAsia="Times New Roman" w:hAnsi="Times New Roman"/>
+                <w:sz w:val="28"/>
+                <w:szCs w:val="28"/>
+              </w:rPr>
+              <w:t xml:space="preserve">0.68</w:t>
             </w:r>
           </w:p>
         </w:tc>
@@ -1786,32 +1752,32 @@
                 <w:sz w:val="28"/>
                 <w:szCs w:val="28"/>
               </w:rPr>
-              <w:t xml:space="preserve">1.5483</w:t>
-            </w:r>
-          </w:p>
-        </w:tc>
-        <w:tc>
-          <w:tcPr>
-            <w:tcMar>
-              <w:top w:type="dxa" w:w="20"/>
-              <w:left w:type="dxa" w:w="40"/>
-              <w:bottom w:type="dxa" w:w="20"/>
-              <w:right w:type="dxa" w:w="40"/>
-            </w:tcMar>
-            <w:vAlign w:val="center"/>
-          </w:tcPr>
-          <w:p>
-            <w:pPr>
-              <w:spacing w:after="0" w:line="240" w:lineRule="auto"/>
-              <w:jc w:val="center"/>
-            </w:pPr>
-            <w:r>
-              <w:rPr>
-                <w:rFonts w:ascii="Times New Roman" w:cs="Times New Roman" w:eastAsia="Times New Roman" w:hAnsi="Times New Roman"/>
-                <w:sz w:val="28"/>
-                <w:szCs w:val="28"/>
-              </w:rPr>
-              <w:t xml:space="preserve">0.4372</w:t>
+              <w:t xml:space="preserve">1.55</w:t>
+            </w:r>
+          </w:p>
+        </w:tc>
+        <w:tc>
+          <w:tcPr>
+            <w:tcMar>
+              <w:top w:type="dxa" w:w="20"/>
+              <w:left w:type="dxa" w:w="40"/>
+              <w:bottom w:type="dxa" w:w="20"/>
+              <w:right w:type="dxa" w:w="40"/>
+            </w:tcMar>
+            <w:vAlign w:val="center"/>
+          </w:tcPr>
+          <w:p>
+            <w:pPr>
+              <w:spacing w:after="0" w:line="240" w:lineRule="auto"/>
+              <w:jc w:val="center"/>
+            </w:pPr>
+            <w:r>
+              <w:rPr>
+                <w:rFonts w:ascii="Times New Roman" w:cs="Times New Roman" w:eastAsia="Times New Roman" w:hAnsi="Times New Roman"/>
+                <w:sz w:val="28"/>
+                <w:szCs w:val="28"/>
+              </w:rPr>
+              <w:t xml:space="preserve">0.44</w:t>
             </w:r>
           </w:p>
         </w:tc>
@@ -1913,32 +1879,32 @@
                 <w:sz w:val="28"/>
                 <w:szCs w:val="28"/>
               </w:rPr>
-              <w:t xml:space="preserve">1.2125</w:t>
-            </w:r>
-          </w:p>
-        </w:tc>
-        <w:tc>
-          <w:tcPr>
-            <w:tcMar>
-              <w:top w:type="dxa" w:w="20"/>
-              <w:left w:type="dxa" w:w="40"/>
-              <w:bottom w:type="dxa" w:w="20"/>
-              <w:right w:type="dxa" w:w="40"/>
-            </w:tcMar>
-            <w:vAlign w:val="center"/>
-          </w:tcPr>
-          <w:p>
-            <w:pPr>
-              <w:spacing w:after="0" w:line="240" w:lineRule="auto"/>
-              <w:jc w:val="center"/>
-            </w:pPr>
-            <w:r>
-              <w:rPr>
-                <w:rFonts w:ascii="Times New Roman" w:cs="Times New Roman" w:eastAsia="Times New Roman" w:hAnsi="Times New Roman"/>
-                <w:sz w:val="28"/>
-                <w:szCs w:val="28"/>
-              </w:rPr>
-              <w:t xml:space="preserve">0.1927</w:t>
+              <w:t xml:space="preserve">1.21</w:t>
+            </w:r>
+          </w:p>
+        </w:tc>
+        <w:tc>
+          <w:tcPr>
+            <w:tcMar>
+              <w:top w:type="dxa" w:w="20"/>
+              <w:left w:type="dxa" w:w="40"/>
+              <w:bottom w:type="dxa" w:w="20"/>
+              <w:right w:type="dxa" w:w="40"/>
+            </w:tcMar>
+            <w:vAlign w:val="center"/>
+          </w:tcPr>
+          <w:p>
+            <w:pPr>
+              <w:spacing w:after="0" w:line="240" w:lineRule="auto"/>
+              <w:jc w:val="center"/>
+            </w:pPr>
+            <w:r>
+              <w:rPr>
+                <w:rFonts w:ascii="Times New Roman" w:cs="Times New Roman" w:eastAsia="Times New Roman" w:hAnsi="Times New Roman"/>
+                <w:sz w:val="28"/>
+                <w:szCs w:val="28"/>
+              </w:rPr>
+              <w:t xml:space="preserve">0.19</w:t>
             </w:r>
           </w:p>
         </w:tc>
@@ -2040,32 +2006,32 @@
                 <w:sz w:val="28"/>
                 <w:szCs w:val="28"/>
               </w:rPr>
-              <w:t xml:space="preserve">0.9287</w:t>
-            </w:r>
-          </w:p>
-        </w:tc>
-        <w:tc>
-          <w:tcPr>
-            <w:tcMar>
-              <w:top w:type="dxa" w:w="20"/>
-              <w:left w:type="dxa" w:w="40"/>
-              <w:bottom w:type="dxa" w:w="20"/>
-              <w:right w:type="dxa" w:w="40"/>
-            </w:tcMar>
-            <w:vAlign w:val="center"/>
-          </w:tcPr>
-          <w:p>
-            <w:pPr>
-              <w:spacing w:after="0" w:line="240" w:lineRule="auto"/>
-              <w:jc w:val="center"/>
-            </w:pPr>
-            <w:r>
-              <w:rPr>
-                <w:rFonts w:ascii="Times New Roman" w:cs="Times New Roman" w:eastAsia="Times New Roman" w:hAnsi="Times New Roman"/>
-                <w:sz w:val="28"/>
-                <w:szCs w:val="28"/>
-              </w:rPr>
-              <w:t xml:space="preserve">-0.0740</w:t>
+              <w:t xml:space="preserve">0.93</w:t>
+            </w:r>
+          </w:p>
+        </w:tc>
+        <w:tc>
+          <w:tcPr>
+            <w:tcMar>
+              <w:top w:type="dxa" w:w="20"/>
+              <w:left w:type="dxa" w:w="40"/>
+              <w:bottom w:type="dxa" w:w="20"/>
+              <w:right w:type="dxa" w:w="40"/>
+            </w:tcMar>
+            <w:vAlign w:val="center"/>
+          </w:tcPr>
+          <w:p>
+            <w:pPr>
+              <w:spacing w:after="0" w:line="240" w:lineRule="auto"/>
+              <w:jc w:val="center"/>
+            </w:pPr>
+            <w:r>
+              <w:rPr>
+                <w:rFonts w:ascii="Times New Roman" w:cs="Times New Roman" w:eastAsia="Times New Roman" w:hAnsi="Times New Roman"/>
+                <w:sz w:val="28"/>
+                <w:szCs w:val="28"/>
+              </w:rPr>
+              <w:t xml:space="preserve">-0.07</w:t>
             </w:r>
           </w:p>
         </w:tc>
@@ -2167,32 +2133,32 @@
                 <w:sz w:val="28"/>
                 <w:szCs w:val="28"/>
               </w:rPr>
-              <w:t xml:space="preserve">0.7113</w:t>
-            </w:r>
-          </w:p>
-        </w:tc>
-        <w:tc>
-          <w:tcPr>
-            <w:tcMar>
-              <w:top w:type="dxa" w:w="20"/>
-              <w:left w:type="dxa" w:w="40"/>
-              <w:bottom w:type="dxa" w:w="20"/>
-              <w:right w:type="dxa" w:w="40"/>
-            </w:tcMar>
-            <w:vAlign w:val="center"/>
-          </w:tcPr>
-          <w:p>
-            <w:pPr>
-              <w:spacing w:after="0" w:line="240" w:lineRule="auto"/>
-              <w:jc w:val="center"/>
-            </w:pPr>
-            <w:r>
-              <w:rPr>
-                <w:rFonts w:ascii="Times New Roman" w:cs="Times New Roman" w:eastAsia="Times New Roman" w:hAnsi="Times New Roman"/>
-                <w:sz w:val="28"/>
-                <w:szCs w:val="28"/>
-              </w:rPr>
-              <w:t xml:space="preserve">-0.3407</w:t>
+              <w:t xml:space="preserve">0.71</w:t>
+            </w:r>
+          </w:p>
+        </w:tc>
+        <w:tc>
+          <w:tcPr>
+            <w:tcMar>
+              <w:top w:type="dxa" w:w="20"/>
+              <w:left w:type="dxa" w:w="40"/>
+              <w:bottom w:type="dxa" w:w="20"/>
+              <w:right w:type="dxa" w:w="40"/>
+            </w:tcMar>
+            <w:vAlign w:val="center"/>
+          </w:tcPr>
+          <w:p>
+            <w:pPr>
+              <w:spacing w:after="0" w:line="240" w:lineRule="auto"/>
+              <w:jc w:val="center"/>
+            </w:pPr>
+            <w:r>
+              <w:rPr>
+                <w:rFonts w:ascii="Times New Roman" w:cs="Times New Roman" w:eastAsia="Times New Roman" w:hAnsi="Times New Roman"/>
+                <w:sz w:val="28"/>
+                <w:szCs w:val="28"/>
+              </w:rPr>
+              <w:t xml:space="preserve">-0.34</w:t>
             </w:r>
           </w:p>
         </w:tc>
@@ -2294,32 +2260,32 @@
                 <w:sz w:val="28"/>
                 <w:szCs w:val="28"/>
               </w:rPr>
-              <w:t xml:space="preserve">0.5448</w:t>
-            </w:r>
-          </w:p>
-        </w:tc>
-        <w:tc>
-          <w:tcPr>
-            <w:tcMar>
-              <w:top w:type="dxa" w:w="20"/>
-              <w:left w:type="dxa" w:w="40"/>
-              <w:bottom w:type="dxa" w:w="20"/>
-              <w:right w:type="dxa" w:w="40"/>
-            </w:tcMar>
-            <w:vAlign w:val="center"/>
-          </w:tcPr>
-          <w:p>
-            <w:pPr>
-              <w:spacing w:after="0" w:line="240" w:lineRule="auto"/>
-              <w:jc w:val="center"/>
-            </w:pPr>
-            <w:r>
-              <w:rPr>
-                <w:rFonts w:ascii="Times New Roman" w:cs="Times New Roman" w:eastAsia="Times New Roman" w:hAnsi="Times New Roman"/>
-                <w:sz w:val="28"/>
-                <w:szCs w:val="28"/>
-              </w:rPr>
-              <w:t xml:space="preserve">-0.6073</w:t>
+              <w:t xml:space="preserve">0.54</w:t>
+            </w:r>
+          </w:p>
+        </w:tc>
+        <w:tc>
+          <w:tcPr>
+            <w:tcMar>
+              <w:top w:type="dxa" w:w="20"/>
+              <w:left w:type="dxa" w:w="40"/>
+              <w:bottom w:type="dxa" w:w="20"/>
+              <w:right w:type="dxa" w:w="40"/>
+            </w:tcMar>
+            <w:vAlign w:val="center"/>
+          </w:tcPr>
+          <w:p>
+            <w:pPr>
+              <w:spacing w:after="0" w:line="240" w:lineRule="auto"/>
+              <w:jc w:val="center"/>
+            </w:pPr>
+            <w:r>
+              <w:rPr>
+                <w:rFonts w:ascii="Times New Roman" w:cs="Times New Roman" w:eastAsia="Times New Roman" w:hAnsi="Times New Roman"/>
+                <w:sz w:val="28"/>
+                <w:szCs w:val="28"/>
+              </w:rPr>
+              <w:t xml:space="preserve">-0.61</w:t>
             </w:r>
           </w:p>
         </w:tc>
@@ -2421,32 +2387,32 @@
                 <w:sz w:val="28"/>
                 <w:szCs w:val="28"/>
               </w:rPr>
-              <w:t xml:space="preserve">0.4173</w:t>
-            </w:r>
-          </w:p>
-        </w:tc>
-        <w:tc>
-          <w:tcPr>
-            <w:tcMar>
-              <w:top w:type="dxa" w:w="20"/>
-              <w:left w:type="dxa" w:w="40"/>
-              <w:bottom w:type="dxa" w:w="20"/>
-              <w:right w:type="dxa" w:w="40"/>
-            </w:tcMar>
-            <w:vAlign w:val="center"/>
-          </w:tcPr>
-          <w:p>
-            <w:pPr>
-              <w:spacing w:after="0" w:line="240" w:lineRule="auto"/>
-              <w:jc w:val="center"/>
-            </w:pPr>
-            <w:r>
-              <w:rPr>
-                <w:rFonts w:ascii="Times New Roman" w:cs="Times New Roman" w:eastAsia="Times New Roman" w:hAnsi="Times New Roman"/>
-                <w:sz w:val="28"/>
-                <w:szCs w:val="28"/>
-              </w:rPr>
-              <w:t xml:space="preserve">-0.8739</w:t>
+              <w:t xml:space="preserve">0.42</w:t>
+            </w:r>
+          </w:p>
+        </w:tc>
+        <w:tc>
+          <w:tcPr>
+            <w:tcMar>
+              <w:top w:type="dxa" w:w="20"/>
+              <w:left w:type="dxa" w:w="40"/>
+              <w:bottom w:type="dxa" w:w="20"/>
+              <w:right w:type="dxa" w:w="40"/>
+            </w:tcMar>
+            <w:vAlign w:val="center"/>
+          </w:tcPr>
+          <w:p>
+            <w:pPr>
+              <w:spacing w:after="0" w:line="240" w:lineRule="auto"/>
+              <w:jc w:val="center"/>
+            </w:pPr>
+            <w:r>
+              <w:rPr>
+                <w:rFonts w:ascii="Times New Roman" w:cs="Times New Roman" w:eastAsia="Times New Roman" w:hAnsi="Times New Roman"/>
+                <w:sz w:val="28"/>
+                <w:szCs w:val="28"/>
+              </w:rPr>
+              <w:t xml:space="preserve">-0.87</w:t>
             </w:r>
           </w:p>
         </w:tc>
@@ -2548,32 +2514,32 @@
                 <w:sz w:val="28"/>
                 <w:szCs w:val="28"/>
               </w:rPr>
-              <w:t xml:space="preserve">0.3268</w:t>
-            </w:r>
-          </w:p>
-        </w:tc>
-        <w:tc>
-          <w:tcPr>
-            <w:tcMar>
-              <w:top w:type="dxa" w:w="20"/>
-              <w:left w:type="dxa" w:w="40"/>
-              <w:bottom w:type="dxa" w:w="20"/>
-              <w:right w:type="dxa" w:w="40"/>
-            </w:tcMar>
-            <w:vAlign w:val="center"/>
-          </w:tcPr>
-          <w:p>
-            <w:pPr>
-              <w:spacing w:after="0" w:line="240" w:lineRule="auto"/>
-              <w:jc w:val="center"/>
-            </w:pPr>
-            <w:r>
-              <w:rPr>
-                <w:rFonts w:ascii="Times New Roman" w:cs="Times New Roman" w:eastAsia="Times New Roman" w:hAnsi="Times New Roman"/>
-                <w:sz w:val="28"/>
-                <w:szCs w:val="28"/>
-              </w:rPr>
-              <w:t xml:space="preserve">-1.1184</w:t>
+              <w:t xml:space="preserve">0.33</w:t>
+            </w:r>
+          </w:p>
+        </w:tc>
+        <w:tc>
+          <w:tcPr>
+            <w:tcMar>
+              <w:top w:type="dxa" w:w="20"/>
+              <w:left w:type="dxa" w:w="40"/>
+              <w:bottom w:type="dxa" w:w="20"/>
+              <w:right w:type="dxa" w:w="40"/>
+            </w:tcMar>
+            <w:vAlign w:val="center"/>
+          </w:tcPr>
+          <w:p>
+            <w:pPr>
+              <w:spacing w:after="0" w:line="240" w:lineRule="auto"/>
+              <w:jc w:val="center"/>
+            </w:pPr>
+            <w:r>
+              <w:rPr>
+                <w:rFonts w:ascii="Times New Roman" w:cs="Times New Roman" w:eastAsia="Times New Roman" w:hAnsi="Times New Roman"/>
+                <w:sz w:val="28"/>
+                <w:szCs w:val="28"/>
+              </w:rPr>
+              <w:t xml:space="preserve">-1.12</w:t>
             </w:r>
           </w:p>
         </w:tc>
@@ -2675,32 +2641,32 @@
                 <w:sz w:val="28"/>
                 <w:szCs w:val="28"/>
               </w:rPr>
-              <w:t xml:space="preserve">0.2503</w:t>
-            </w:r>
-          </w:p>
-        </w:tc>
-        <w:tc>
-          <w:tcPr>
-            <w:tcMar>
-              <w:top w:type="dxa" w:w="20"/>
-              <w:left w:type="dxa" w:w="40"/>
-              <w:bottom w:type="dxa" w:w="20"/>
-              <w:right w:type="dxa" w:w="40"/>
-            </w:tcMar>
-            <w:vAlign w:val="center"/>
-          </w:tcPr>
-          <w:p>
-            <w:pPr>
-              <w:spacing w:after="0" w:line="240" w:lineRule="auto"/>
-              <w:jc w:val="center"/>
-            </w:pPr>
-            <w:r>
-              <w:rPr>
-                <w:rFonts w:ascii="Times New Roman" w:cs="Times New Roman" w:eastAsia="Times New Roman" w:hAnsi="Times New Roman"/>
-                <w:sz w:val="28"/>
-                <w:szCs w:val="28"/>
-              </w:rPr>
-              <w:t xml:space="preserve">-1.3851</w:t>
+              <w:t xml:space="preserve">0.25</w:t>
+            </w:r>
+          </w:p>
+        </w:tc>
+        <w:tc>
+          <w:tcPr>
+            <w:tcMar>
+              <w:top w:type="dxa" w:w="20"/>
+              <w:left w:type="dxa" w:w="40"/>
+              <w:bottom w:type="dxa" w:w="20"/>
+              <w:right w:type="dxa" w:w="40"/>
+            </w:tcMar>
+            <w:vAlign w:val="center"/>
+          </w:tcPr>
+          <w:p>
+            <w:pPr>
+              <w:spacing w:after="0" w:line="240" w:lineRule="auto"/>
+              <w:jc w:val="center"/>
+            </w:pPr>
+            <w:r>
+              <w:rPr>
+                <w:rFonts w:ascii="Times New Roman" w:cs="Times New Roman" w:eastAsia="Times New Roman" w:hAnsi="Times New Roman"/>
+                <w:sz w:val="28"/>
+                <w:szCs w:val="28"/>
+              </w:rPr>
+              <w:t xml:space="preserve">-1.39</w:t>
             </w:r>
           </w:p>
         </w:tc>
@@ -2836,23 +2802,6 @@
         </w:tc>
       </w:tr>
     </w:tbl>
-    <w:p>
-      <w:pPr>
-        <w:pStyle w:val="Heading1"/>
-        <w:keepNext/>
-        <w:spacing w:after="120" w:before="240" w:line="360" w:lineRule="auto"/>
-      </w:pPr>
-      <w:r>
-        <w:rPr>
-          <w:rFonts w:ascii="Times New Roman" w:cs="Times New Roman" w:eastAsia="Times New Roman" w:hAnsi="Times New Roman"/>
-          <w:b/>
-          <w:bCs/>
-          <w:sz w:val="28"/>
-          <w:szCs w:val="28"/>
-        </w:rPr>
-        <w:t xml:space="preserve">3 Обробка результатів</w:t>
-      </w:r>
-    </w:p>
     <w:p>
       <w:pPr>
         <w:pStyle w:val="Heading2"/>
@@ -2867,7 +2816,7 @@
           <w:sz w:val="28"/>
           <w:szCs w:val="28"/>
         </w:rPr>
-        <w:t xml:space="preserve">3.1 Закон спаду струму</w:t>
+        <w:t xml:space="preserve">2.3 Обробка результатів</w:t>
       </w:r>
     </w:p>
     <w:p>
@@ -2962,23 +2911,6 @@
           <w:szCs w:val="28"/>
         </w:rPr>
         <w:t xml:space="preserve">(1)</w:t>
-      </w:r>
-    </w:p>
-    <w:p>
-      <w:pPr>
-        <w:pStyle w:val="Heading2"/>
-        <w:keepNext/>
-        <w:spacing w:after="60" w:before="120" w:line="360" w:lineRule="auto"/>
-      </w:pPr>
-      <w:r>
-        <w:rPr>
-          <w:rFonts w:ascii="Times New Roman" w:cs="Times New Roman" w:eastAsia="Times New Roman" w:hAnsi="Times New Roman"/>
-          <w:b/>
-          <w:bCs/>
-          <w:sz w:val="28"/>
-          <w:szCs w:val="28"/>
-        </w:rPr>
-        <w:t xml:space="preserve">3.2 Обчислення індуктивності</w:t>
       </w:r>
     </w:p>
     <w:p>
@@ -3177,23 +3109,6 @@
     </w:p>
     <w:p>
       <w:pPr>
-        <w:pStyle w:val="Heading2"/>
-        <w:keepNext/>
-        <w:spacing w:after="60" w:before="120" w:line="360" w:lineRule="auto"/>
-      </w:pPr>
-      <w:r>
-        <w:rPr>
-          <w:rFonts w:ascii="Times New Roman" w:cs="Times New Roman" w:eastAsia="Times New Roman" w:hAnsi="Times New Roman"/>
-          <w:b/>
-          <w:bCs/>
-          <w:sz w:val="28"/>
-          <w:szCs w:val="28"/>
-        </w:rPr>
-        <w:t xml:space="preserve">3.3 Графіки I = f(t) та ln I = f(t)</w:t>
-      </w:r>
-    </w:p>
-    <w:p>
-      <w:pPr>
         <w:spacing w:after="60" w:before="120" w:line="360" w:lineRule="auto"/>
         <w:jc w:val="center"/>
       </w:pPr>
@@ -3249,7 +3164,7 @@
           <w:sz w:val="28"/>
           <w:szCs w:val="28"/>
         </w:rPr>
-        <w:t xml:space="preserve">Рисунок 1 — Залежності I = f(t) та ln I = f(t)</w:t>
+        <w:t xml:space="preserve">Рисунок 2.1 — Залежності I = f(t) та ln I = f(t)</w:t>
       </w:r>
     </w:p>
     <w:p>
@@ -3264,24 +3179,7 @@
           <w:sz w:val="28"/>
           <w:szCs w:val="28"/>
         </w:rPr>
-        <w:t xml:space="preserve">Лінійність графіка ln I = f(t) підтверджує експоненціальний закон спаду струму. Нахил прямої: k = -0.2222.</w:t>
-      </w:r>
-    </w:p>
-    <w:p>
-      <w:pPr>
-        <w:pStyle w:val="Heading2"/>
-        <w:keepNext/>
-        <w:spacing w:after="60" w:before="120" w:line="360" w:lineRule="auto"/>
-      </w:pPr>
-      <w:r>
-        <w:rPr>
-          <w:rFonts w:ascii="Times New Roman" w:cs="Times New Roman" w:eastAsia="Times New Roman" w:hAnsi="Times New Roman"/>
-          <w:b/>
-          <w:bCs/>
-          <w:sz w:val="28"/>
-          <w:szCs w:val="28"/>
-        </w:rPr>
-        <w:t xml:space="preserve">3.4 Обчислення ЕРС самоіндукції</w:t>
+        <w:t xml:space="preserve">Лінійність графіка ln I = f(t) підтверджує експоненціальний закон спаду струму. Нахил прямої: k = -0.22.</w:t>
       </w:r>
     </w:p>
     <w:p>
@@ -3444,23 +3342,6 @@
     </w:p>
     <w:p>
       <w:pPr>
-        <w:pStyle w:val="Heading2"/>
-        <w:keepNext/>
-        <w:spacing w:after="60" w:before="120" w:line="360" w:lineRule="auto"/>
-      </w:pPr>
-      <w:r>
-        <w:rPr>
-          <w:rFonts w:ascii="Times New Roman" w:cs="Times New Roman" w:eastAsia="Times New Roman" w:hAnsi="Times New Roman"/>
-          <w:b/>
-          <w:bCs/>
-          <w:sz w:val="28"/>
-          <w:szCs w:val="28"/>
-        </w:rPr>
-        <w:t xml:space="preserve">3.5 Графік ε = f(t)</w:t>
-      </w:r>
-    </w:p>
-    <w:p>
-      <w:pPr>
         <w:spacing w:after="60" w:before="120" w:line="360" w:lineRule="auto"/>
         <w:jc w:val="center"/>
       </w:pPr>
@@ -3516,7 +3397,7 @@
           <w:sz w:val="28"/>
           <w:szCs w:val="28"/>
         </w:rPr>
-        <w:t xml:space="preserve">Рисунок 2 — Залежність ε = f(t)</w:t>
+        <w:t xml:space="preserve">Рисунок 2.2 — Залежність ε = f(t)</w:t>
       </w:r>
     </w:p>
     <w:p>

--- a/reports/lr2/Звіт_ЛР2_Коновалов_ПЗПІ-25-6.docx
+++ b/reports/lr2/Звіт_ЛР2_Коновалов_ПЗПІ-25-6.docx
@@ -3429,7 +3429,62 @@
           <w:sz w:val="28"/>
           <w:szCs w:val="28"/>
         </w:rPr>
-        <w:t xml:space="preserve">В результаті лабораторних досліджень підтверджено, що після розмикання кола з індуктивністю сила струму спадає за експоненціальним законом I = I₀·e^(−Rt/L). Лінійність графіка ln I = f(t) є прямим підтвердженням цього закону.</w:t>
+        <w:t xml:space="preserve">В результаті лабораторних досліджень підтверджено, що після розмикання кола з індуктивністю сила струму спадає за експоненціальним законом </w:t>
+      </w:r>
+      <m:oMath>
+        <m:r>
+          <m:t>I = </m:t>
+        </m:r>
+        <m:sSub>
+          <m:sSubPr/>
+          <m:e>
+            <m:r>
+              <m:t>I</m:t>
+            </m:r>
+          </m:e>
+          <m:sub>
+            <m:r>
+              <m:t>0</m:t>
+            </m:r>
+          </m:sub>
+        </m:sSub>
+        <m:r>
+          <m:t> · </m:t>
+        </m:r>
+        <m:sSup>
+          <m:sSupPr/>
+          <m:e>
+            <m:r>
+              <m:t>e</m:t>
+            </m:r>
+          </m:e>
+          <m:sup>
+            <m:r>
+              <m:t>−Rt/L</m:t>
+            </m:r>
+          </m:sup>
+        </m:sSup>
+      </m:oMath>
+      <w:r>
+        <w:rPr>
+          <w:rFonts w:ascii="Times New Roman" w:cs="Times New Roman" w:eastAsia="Times New Roman" w:hAnsi="Times New Roman"/>
+          <w:sz w:val="28"/>
+          <w:szCs w:val="28"/>
+        </w:rPr>
+        <w:t xml:space="preserve">. Лінійність графіка </w:t>
+      </w:r>
+      <m:oMath>
+        <m:r>
+          <m:t>ln I = f(t)</m:t>
+        </m:r>
+      </m:oMath>
+      <w:r>
+        <w:rPr>
+          <w:rFonts w:ascii="Times New Roman" w:cs="Times New Roman" w:eastAsia="Times New Roman" w:hAnsi="Times New Roman"/>
+          <w:sz w:val="28"/>
+          <w:szCs w:val="28"/>
+        </w:rPr>
+        <w:t xml:space="preserve"> є прямим підтвердженням цього закону.</w:t>
       </w:r>
     </w:p>
     <w:p>
@@ -3444,7 +3499,20 @@
           <w:sz w:val="28"/>
           <w:szCs w:val="28"/>
         </w:rPr>
-        <w:t xml:space="preserve">Індуктивність соленоїда L = 225.00 Гн залишається сталою для всіх моментів часу, що є характеристикою контуру, а не струму.</w:t>
+        <w:t xml:space="preserve">Індуктивність соленоїда </w:t>
+      </w:r>
+      <m:oMath>
+        <m:r>
+          <m:t>L = 225.00</m:t>
+        </m:r>
+      </m:oMath>
+      <w:r>
+        <w:rPr>
+          <w:rFonts w:ascii="Times New Roman" w:cs="Times New Roman" w:eastAsia="Times New Roman" w:hAnsi="Times New Roman"/>
+          <w:sz w:val="28"/>
+          <w:szCs w:val="28"/>
+        </w:rPr>
+        <w:t xml:space="preserve"> Гн залишається сталою для всіх моментів часу, що є характеристикою контуру, а не струму.</w:t>
       </w:r>
     </w:p>
     <w:p>
@@ -3459,7 +3527,46 @@
           <w:sz w:val="28"/>
           <w:szCs w:val="28"/>
         </w:rPr>
-        <w:t xml:space="preserve">ЕРС самоіндукції максимальна в початковий момент розмикання (ε = 220 В) і спадає за тим же експоненціальним законом. Початкова сила струму I₀ = U/R = 4.4 А не залежить від параметрів соленоїда.</w:t>
+        <w:t xml:space="preserve">ЕРС самоіндукції максимальна в початковий момент розмикання (</w:t>
+      </w:r>
+      <m:oMath>
+        <m:r>
+          <m:t>ε = 220</m:t>
+        </m:r>
+      </m:oMath>
+      <w:r>
+        <w:rPr>
+          <w:rFonts w:ascii="Times New Roman" w:cs="Times New Roman" w:eastAsia="Times New Roman" w:hAnsi="Times New Roman"/>
+          <w:sz w:val="28"/>
+          <w:szCs w:val="28"/>
+        </w:rPr>
+        <w:t xml:space="preserve"> В) і спадає за тим же експоненціальним законом. Початкова сила струму </w:t>
+      </w:r>
+      <m:oMath>
+        <m:sSub>
+          <m:sSubPr/>
+          <m:e>
+            <m:r>
+              <m:t>I</m:t>
+            </m:r>
+          </m:e>
+          <m:sub>
+            <m:r>
+              <m:t>0</m:t>
+            </m:r>
+          </m:sub>
+        </m:sSub>
+        <m:r>
+          <m:t> = U/R = 4.4</m:t>
+        </m:r>
+      </m:oMath>
+      <w:r>
+        <w:rPr>
+          <w:rFonts w:ascii="Times New Roman" w:cs="Times New Roman" w:eastAsia="Times New Roman" w:hAnsi="Times New Roman"/>
+          <w:sz w:val="28"/>
+          <w:szCs w:val="28"/>
+        </w:rPr>
+        <w:t xml:space="preserve"> А не залежить від параметрів соленоїда.</w:t>
       </w:r>
     </w:p>
     <w:sectPr>

--- a/reports/lr2/Звіт_ЛР2_Коновалов_ПЗПІ-25-6.docx
+++ b/reports/lr2/Звіт_ЛР2_Коновалов_ПЗПІ-25-6.docx
@@ -342,7 +342,7 @@
           <w:sz w:val="28"/>
           <w:szCs w:val="28"/>
         </w:rPr>
-        <w:t xml:space="preserve">Коновалов О. С.</w:t>
+        <w:t xml:space="preserve">Коновалов О. О.</w:t>
       </w:r>
     </w:p>
     <w:p>
